--- a/Fase 1/Evidencias Individuales/Benjamin_Quintanilla_1.2_APT122_DiarioReflexionFase1.docx
+++ b/Fase 1/Evidencias Individuales/Benjamin_Quintanilla_1.2_APT122_DiarioReflexionFase1.docx
@@ -1,11 +1,11 @@
 
 <file path=word/document.xml><?xml version="1.0" encoding="utf-8"?>
-<w:document xmlns:wpc="http://schemas.microsoft.com/office/word/2010/wordprocessingCanvas" xmlns:cx="http://schemas.microsoft.com/office/drawing/2014/chartex" xmlns:cx1="http://schemas.microsoft.com/office/drawing/2015/9/8/chartex" xmlns:cx2="http://schemas.microsoft.com/office/drawing/2015/10/21/chartex" xmlns:cx3="http://schemas.microsoft.com/office/drawing/2016/5/9/chartex" xmlns:cx4="http://schemas.microsoft.com/office/drawing/2016/5/10/chartex" xmlns:cx5="http://schemas.microsoft.com/office/drawing/2016/5/11/chartex" xmlns:cx6="http://schemas.microsoft.com/office/drawing/2016/5/12/chartex" xmlns:cx7="http://schemas.microsoft.com/office/drawing/2016/5/13/chartex" xmlns:cx8="http://schemas.microsoft.com/office/drawing/2016/5/14/chartex" xmlns:mc="http://schemas.openxmlformats.org/markup-compatibility/2006" xmlns:aink="http://schemas.microsoft.com/office/drawing/2016/ink" xmlns:am3d="http://schemas.microsoft.com/office/drawing/2017/model3d" xmlns:o="urn:schemas-microsoft-com:office:office" xmlns:oel="http://schemas.microsoft.com/office/2019/extlst" xmlns:r="http://schemas.openxmlformats.org/officeDocument/2006/relationships" xmlns:m="http://schemas.openxmlformats.org/officeDocument/2006/math" xmlns:v="urn:schemas-microsoft-com:vml" xmlns:wp14="http://schemas.microsoft.com/office/word/2010/wordprocessingDrawing" xmlns:wp="http://schemas.openxmlformats.org/drawingml/2006/wordprocessingDrawing" xmlns:w10="urn:schemas-microsoft-com:office:word" xmlns:w="http://schemas.openxmlformats.org/wordprocessingml/2006/main" xmlns:w14="http://schemas.microsoft.com/office/word/2010/wordml" xmlns:w15="http://schemas.microsoft.com/office/word/2012/wordml" xmlns:w16cex="http://schemas.microsoft.com/office/word/2018/wordml/cex" xmlns:w16cid="http://schemas.microsoft.com/office/word/2016/wordml/cid" xmlns:w16="http://schemas.microsoft.com/office/word/2018/wordml" xmlns:w16du="http://schemas.microsoft.com/office/word/2023/wordml/word16du" xmlns:w16sdtdh="http://schemas.microsoft.com/office/word/2020/wordml/sdtdatahash" xmlns:w16sdtfl="http://schemas.microsoft.com/office/word/2024/wordml/sdtformatlock" xmlns:w16se="http://schemas.microsoft.com/office/word/2015/wordml/symex" xmlns:wpg="http://schemas.microsoft.com/office/word/2010/wordprocessingGroup" xmlns:wpi="http://schemas.microsoft.com/office/word/2010/wordprocessingInk" xmlns:wne="http://schemas.microsoft.com/office/word/2006/wordml" xmlns:wps="http://schemas.microsoft.com/office/word/2010/wordprocessingShape" mc:Ignorable="w14 w15 w16se w16cid w16 w16cex w16sdtdh w16sdtfl w16du wp14">
+<w:document xmlns:wpc="http://schemas.microsoft.com/office/word/2010/wordprocessingCanvas" xmlns:cx="http://schemas.microsoft.com/office/drawing/2014/chartex" xmlns:cx1="http://schemas.microsoft.com/office/drawing/2015/9/8/chartex" xmlns:cx2="http://schemas.microsoft.com/office/drawing/2015/10/21/chartex" xmlns:cx3="http://schemas.microsoft.com/office/drawing/2016/5/9/chartex" xmlns:cx4="http://schemas.microsoft.com/office/drawing/2016/5/10/chartex" xmlns:cx5="http://schemas.microsoft.com/office/drawing/2016/5/11/chartex" xmlns:cx6="http://schemas.microsoft.com/office/drawing/2016/5/12/chartex" xmlns:cx7="http://schemas.microsoft.com/office/drawing/2016/5/13/chartex" xmlns:cx8="http://schemas.microsoft.com/office/drawing/2016/5/14/chartex" xmlns:mc="http://schemas.openxmlformats.org/markup-compatibility/2006" xmlns:aink="http://schemas.microsoft.com/office/drawing/2016/ink" xmlns:am3d="http://schemas.microsoft.com/office/drawing/2017/model3d" xmlns:o="urn:schemas-microsoft-com:office:office" xmlns:r="http://schemas.openxmlformats.org/officeDocument/2006/relationships" xmlns:m="http://schemas.openxmlformats.org/officeDocument/2006/math" xmlns:v="urn:schemas-microsoft-com:vml" xmlns:wp14="http://schemas.microsoft.com/office/word/2010/wordprocessingDrawing" xmlns:wp="http://schemas.openxmlformats.org/drawingml/2006/wordprocessingDrawing" xmlns:w10="urn:schemas-microsoft-com:office:word" xmlns:w="http://schemas.openxmlformats.org/wordprocessingml/2006/main" xmlns:w14="http://schemas.microsoft.com/office/word/2010/wordml" xmlns:w15="http://schemas.microsoft.com/office/word/2012/wordml" xmlns:w16cex="http://schemas.microsoft.com/office/word/2018/wordml/cex" xmlns:w16cid="http://schemas.microsoft.com/office/word/2016/wordml/cid" xmlns:w16="http://schemas.microsoft.com/office/word/2018/wordml" xmlns:w16sdtdh="http://schemas.microsoft.com/office/word/2020/wordml/sdtdatahash" xmlns:w16se="http://schemas.microsoft.com/office/word/2015/wordml/symex" xmlns:wpg="http://schemas.microsoft.com/office/word/2010/wordprocessingGroup" xmlns:wpi="http://schemas.microsoft.com/office/word/2010/wordprocessingInk" xmlns:wne="http://schemas.microsoft.com/office/word/2006/wordml" xmlns:wps="http://schemas.microsoft.com/office/word/2010/wordprocessingShape" mc:Ignorable="w14 w15 w16se w16cid w16 w16cex w16sdtdh wp14">
   <w:body>
     <w:p/>
     <w:tbl>
       <w:tblPr>
-        <w:tblStyle w:val="TableGrid"/>
+        <w:tblStyle w:val="Tablaconcuadrcula"/>
         <w:tblW w:w="9923" w:type="dxa"/>
         <w:tblBorders>
           <w:top w:val="none" w:sz="0" w:space="0" w:color="auto"/>
@@ -258,7 +258,7 @@
     </w:p>
     <w:tbl>
       <w:tblPr>
-        <w:tblStyle w:val="TableGrid"/>
+        <w:tblStyle w:val="Tablaconcuadrcula"/>
         <w:tblW w:w="0" w:type="auto"/>
         <w:tblBorders>
           <w:top w:val="single" w:sz="4" w:space="0" w:color="BFBFBF" w:themeColor="background1" w:themeShade="BF"/>
@@ -376,7 +376,7 @@
                 <w:sz w:val="24"/>
                 <w:szCs w:val="24"/>
               </w:rPr>
-              <w:t xml:space="preserve">Las asignaturas que </w:t>
+              <w:t xml:space="preserve">Las asignaturas que más me gustaron fueron las de desarrollo de páginas web y aplicaciones móviles, además me llamo la atención todo lo relacionado con minería de datos y </w:t>
             </w:r>
             <w:r>
               <w:rPr>
@@ -385,7 +385,7 @@
                 <w:sz w:val="24"/>
                 <w:szCs w:val="24"/>
               </w:rPr>
-              <w:t>más</w:t>
+              <w:t>B</w:t>
             </w:r>
             <w:r>
               <w:rPr>
@@ -394,109 +394,8 @@
                 <w:sz w:val="24"/>
                 <w:szCs w:val="24"/>
               </w:rPr>
-              <w:t xml:space="preserve"> me gustaron fueron las de desarrollo de </w:t>
+              <w:t>ig</w:t>
             </w:r>
-            <w:r>
-              <w:rPr>
-                <w:rFonts w:eastAsiaTheme="majorEastAsia"/>
-                <w:color w:val="767171" w:themeColor="background2" w:themeShade="80"/>
-                <w:sz w:val="24"/>
-                <w:szCs w:val="24"/>
-              </w:rPr>
-              <w:t>páginas</w:t>
-            </w:r>
-            <w:r>
-              <w:rPr>
-                <w:rFonts w:eastAsiaTheme="majorEastAsia"/>
-                <w:color w:val="767171" w:themeColor="background2" w:themeShade="80"/>
-                <w:sz w:val="24"/>
-                <w:szCs w:val="24"/>
-              </w:rPr>
-              <w:t xml:space="preserve"> web y aplicaciones </w:t>
-            </w:r>
-            <w:r>
-              <w:rPr>
-                <w:rFonts w:eastAsiaTheme="majorEastAsia"/>
-                <w:color w:val="767171" w:themeColor="background2" w:themeShade="80"/>
-                <w:sz w:val="24"/>
-                <w:szCs w:val="24"/>
-              </w:rPr>
-              <w:t>móviles</w:t>
-            </w:r>
-            <w:r>
-              <w:rPr>
-                <w:rFonts w:eastAsiaTheme="majorEastAsia"/>
-                <w:color w:val="767171" w:themeColor="background2" w:themeShade="80"/>
-                <w:sz w:val="24"/>
-                <w:szCs w:val="24"/>
-              </w:rPr>
-              <w:t xml:space="preserve">, </w:t>
-            </w:r>
-            <w:r>
-              <w:rPr>
-                <w:rFonts w:eastAsiaTheme="majorEastAsia"/>
-                <w:color w:val="767171" w:themeColor="background2" w:themeShade="80"/>
-                <w:sz w:val="24"/>
-                <w:szCs w:val="24"/>
-              </w:rPr>
-              <w:t>además</w:t>
-            </w:r>
-            <w:r>
-              <w:rPr>
-                <w:rFonts w:eastAsiaTheme="majorEastAsia"/>
-                <w:color w:val="767171" w:themeColor="background2" w:themeShade="80"/>
-                <w:sz w:val="24"/>
-                <w:szCs w:val="24"/>
-              </w:rPr>
-              <w:t xml:space="preserve"> me llamo la </w:t>
-            </w:r>
-            <w:r>
-              <w:rPr>
-                <w:rFonts w:eastAsiaTheme="majorEastAsia"/>
-                <w:color w:val="767171" w:themeColor="background2" w:themeShade="80"/>
-                <w:sz w:val="24"/>
-                <w:szCs w:val="24"/>
-              </w:rPr>
-              <w:t>atención</w:t>
-            </w:r>
-            <w:r>
-              <w:rPr>
-                <w:rFonts w:eastAsiaTheme="majorEastAsia"/>
-                <w:color w:val="767171" w:themeColor="background2" w:themeShade="80"/>
-                <w:sz w:val="24"/>
-                <w:szCs w:val="24"/>
-              </w:rPr>
-              <w:t xml:space="preserve"> todo lo relacionado con </w:t>
-            </w:r>
-            <w:r>
-              <w:rPr>
-                <w:rFonts w:eastAsiaTheme="majorEastAsia"/>
-                <w:color w:val="767171" w:themeColor="background2" w:themeShade="80"/>
-                <w:sz w:val="24"/>
-                <w:szCs w:val="24"/>
-              </w:rPr>
-              <w:t>minería</w:t>
-            </w:r>
-            <w:r>
-              <w:rPr>
-                <w:rFonts w:eastAsiaTheme="majorEastAsia"/>
-                <w:color w:val="767171" w:themeColor="background2" w:themeShade="80"/>
-                <w:sz w:val="24"/>
-                <w:szCs w:val="24"/>
-              </w:rPr>
-              <w:t xml:space="preserve"> de datos y </w:t>
-            </w:r>
-            <w:proofErr w:type="spellStart"/>
-            <w:r>
-              <w:rPr>
-                <w:rFonts w:eastAsiaTheme="majorEastAsia"/>
-                <w:color w:val="767171" w:themeColor="background2" w:themeShade="80"/>
-                <w:sz w:val="24"/>
-                <w:szCs w:val="24"/>
-              </w:rPr>
-              <w:t>big</w:t>
-            </w:r>
-            <w:proofErr w:type="spellEnd"/>
             <w:r>
               <w:rPr>
                 <w:rFonts w:eastAsiaTheme="majorEastAsia"/>
@@ -513,7 +412,7 @@
                 <w:sz w:val="24"/>
                 <w:szCs w:val="24"/>
               </w:rPr>
-              <w:t xml:space="preserve">data. Las primeras 2 porque quiero especializarme en el desarrollo de </w:t>
+              <w:t>D</w:t>
             </w:r>
             <w:r>
               <w:rPr>
@@ -522,70 +421,7 @@
                 <w:sz w:val="24"/>
                 <w:szCs w:val="24"/>
               </w:rPr>
-              <w:t>páginas</w:t>
-            </w:r>
-            <w:r>
-              <w:rPr>
-                <w:rFonts w:eastAsiaTheme="majorEastAsia"/>
-                <w:color w:val="767171" w:themeColor="background2" w:themeShade="80"/>
-                <w:sz w:val="24"/>
-                <w:szCs w:val="24"/>
-              </w:rPr>
-              <w:t xml:space="preserve"> ya que siento que es lo que mejor me manejo, y ya las ultimas 2 porque siento que aprender estos </w:t>
-            </w:r>
-            <w:r>
-              <w:rPr>
-                <w:rFonts w:eastAsiaTheme="majorEastAsia"/>
-                <w:color w:val="767171" w:themeColor="background2" w:themeShade="80"/>
-                <w:sz w:val="24"/>
-                <w:szCs w:val="24"/>
-              </w:rPr>
-              <w:t>conocimientos</w:t>
-            </w:r>
-            <w:r>
-              <w:rPr>
-                <w:rFonts w:eastAsiaTheme="majorEastAsia"/>
-                <w:color w:val="767171" w:themeColor="background2" w:themeShade="80"/>
-                <w:sz w:val="24"/>
-                <w:szCs w:val="24"/>
-              </w:rPr>
-              <w:t xml:space="preserve"> mejorara </w:t>
-            </w:r>
-            <w:r>
-              <w:rPr>
-                <w:rFonts w:eastAsiaTheme="majorEastAsia"/>
-                <w:color w:val="767171" w:themeColor="background2" w:themeShade="80"/>
-                <w:sz w:val="24"/>
-                <w:szCs w:val="24"/>
-              </w:rPr>
-              <w:t>drásticamente</w:t>
-            </w:r>
-            <w:r>
-              <w:rPr>
-                <w:rFonts w:eastAsiaTheme="majorEastAsia"/>
-                <w:color w:val="767171" w:themeColor="background2" w:themeShade="80"/>
-                <w:sz w:val="24"/>
-                <w:szCs w:val="24"/>
-              </w:rPr>
-              <w:t xml:space="preserve"> y desarrollo como profesional </w:t>
-            </w:r>
-            <w:r>
-              <w:rPr>
-                <w:rFonts w:eastAsiaTheme="majorEastAsia"/>
-                <w:color w:val="767171" w:themeColor="background2" w:themeShade="80"/>
-                <w:sz w:val="24"/>
-                <w:szCs w:val="24"/>
-              </w:rPr>
-              <w:t>ayudándome</w:t>
-            </w:r>
-            <w:r>
-              <w:rPr>
-                <w:rFonts w:eastAsiaTheme="majorEastAsia"/>
-                <w:color w:val="767171" w:themeColor="background2" w:themeShade="80"/>
-                <w:sz w:val="24"/>
-                <w:szCs w:val="24"/>
-              </w:rPr>
-              <w:t xml:space="preserve"> a desarrollar mejores soluciones que los problemas necesiten.</w:t>
+              <w:t>ata. Las primeras 2 porque quiero especializarme en el desarrollo de páginas ya que siento que es lo que mejor me manejo, y ya las ultimas 2 porque siento que aprender estos conocimientos mejorara drásticamente y desarrollo como profesional ayudándome a desarrollar mejores soluciones que los problemas necesiten.</w:t>
             </w:r>
           </w:p>
           <w:p>
@@ -819,7 +655,7 @@
     </w:p>
     <w:tbl>
       <w:tblPr>
-        <w:tblStyle w:val="TableGrid"/>
+        <w:tblStyle w:val="Tablaconcuadrcula"/>
         <w:tblW w:w="0" w:type="auto"/>
         <w:tblBorders>
           <w:top w:val="single" w:sz="4" w:space="0" w:color="BFBFBF" w:themeColor="background1" w:themeShade="BF"/>
@@ -962,7 +798,7 @@
           </w:p>
           <w:p>
             <w:pPr>
-              <w:pStyle w:val="ListParagraph"/>
+              <w:pStyle w:val="Prrafodelista"/>
               <w:numPr>
                 <w:ilvl w:val="0"/>
                 <w:numId w:val="12"/>
@@ -1036,16 +872,16 @@
                 <w:sz w:val="24"/>
                 <w:szCs w:val="24"/>
               </w:rPr>
-              <w:t xml:space="preserve">Las que </w:t>
+              <w:t xml:space="preserve">Las que más me considero desarrolladas </w:t>
             </w:r>
             <w:r>
               <w:rPr>
                 <w:rFonts w:eastAsiaTheme="majorEastAsia"/>
-                <w:color w:val="767171" w:themeColor="background2" w:themeShade="80"/>
-                <w:sz w:val="24"/>
-                <w:szCs w:val="24"/>
-              </w:rPr>
-              <w:t>más</w:t>
+                <w:color w:val="538135" w:themeColor="accent6" w:themeShade="BF"/>
+                <w:sz w:val="24"/>
+                <w:szCs w:val="24"/>
+              </w:rPr>
+              <w:t xml:space="preserve">son Programación web y Programación de aplicaciones móviles </w:t>
             </w:r>
             <w:r>
               <w:rPr>
@@ -1054,16 +890,16 @@
                 <w:sz w:val="24"/>
                 <w:szCs w:val="24"/>
               </w:rPr>
-              <w:t xml:space="preserve"> me considero desarrolladas son </w:t>
+              <w:t xml:space="preserve">como lo mencione anteriormente, y las que siento más débil aplicando son las de calidad de </w:t>
             </w:r>
             <w:r>
               <w:rPr>
                 <w:rFonts w:eastAsiaTheme="majorEastAsia"/>
-                <w:color w:val="767171" w:themeColor="background2" w:themeShade="80"/>
-                <w:sz w:val="24"/>
-                <w:szCs w:val="24"/>
-              </w:rPr>
-              <w:t>Programación</w:t>
+                <w:color w:val="FF0000"/>
+                <w:sz w:val="24"/>
+                <w:szCs w:val="24"/>
+              </w:rPr>
+              <w:t>software y BPM</w:t>
             </w:r>
             <w:r>
               <w:rPr>
@@ -1072,97 +908,7 @@
                 <w:sz w:val="24"/>
                 <w:szCs w:val="24"/>
               </w:rPr>
-              <w:t xml:space="preserve"> web y </w:t>
-            </w:r>
-            <w:r>
-              <w:rPr>
-                <w:rFonts w:eastAsiaTheme="majorEastAsia"/>
-                <w:color w:val="767171" w:themeColor="background2" w:themeShade="80"/>
-                <w:sz w:val="24"/>
-                <w:szCs w:val="24"/>
-              </w:rPr>
-              <w:t>Programación</w:t>
-            </w:r>
-            <w:r>
-              <w:rPr>
-                <w:rFonts w:eastAsiaTheme="majorEastAsia"/>
-                <w:color w:val="767171" w:themeColor="background2" w:themeShade="80"/>
-                <w:sz w:val="24"/>
-                <w:szCs w:val="24"/>
-              </w:rPr>
-              <w:t xml:space="preserve"> de aplicaciones </w:t>
-            </w:r>
-            <w:r>
-              <w:rPr>
-                <w:rFonts w:eastAsiaTheme="majorEastAsia"/>
-                <w:color w:val="767171" w:themeColor="background2" w:themeShade="80"/>
-                <w:sz w:val="24"/>
-                <w:szCs w:val="24"/>
-              </w:rPr>
-              <w:t>móviles</w:t>
-            </w:r>
-            <w:r>
-              <w:rPr>
-                <w:rFonts w:eastAsiaTheme="majorEastAsia"/>
-                <w:color w:val="767171" w:themeColor="background2" w:themeShade="80"/>
-                <w:sz w:val="24"/>
-                <w:szCs w:val="24"/>
-              </w:rPr>
-              <w:t xml:space="preserve"> como lo mencione anteriormente, y las que siento </w:t>
-            </w:r>
-            <w:r>
-              <w:rPr>
-                <w:rFonts w:eastAsiaTheme="majorEastAsia"/>
-                <w:color w:val="767171" w:themeColor="background2" w:themeShade="80"/>
-                <w:sz w:val="24"/>
-                <w:szCs w:val="24"/>
-              </w:rPr>
-              <w:t>más</w:t>
-            </w:r>
-            <w:r>
-              <w:rPr>
-                <w:rFonts w:eastAsiaTheme="majorEastAsia"/>
-                <w:color w:val="767171" w:themeColor="background2" w:themeShade="80"/>
-                <w:sz w:val="24"/>
-                <w:szCs w:val="24"/>
-              </w:rPr>
-              <w:t xml:space="preserve"> </w:t>
-            </w:r>
-            <w:r>
-              <w:rPr>
-                <w:rFonts w:eastAsiaTheme="majorEastAsia"/>
-                <w:color w:val="767171" w:themeColor="background2" w:themeShade="80"/>
-                <w:sz w:val="24"/>
-                <w:szCs w:val="24"/>
-              </w:rPr>
-              <w:t>débil</w:t>
-            </w:r>
-            <w:r>
-              <w:rPr>
-                <w:rFonts w:eastAsiaTheme="majorEastAsia"/>
-                <w:color w:val="767171" w:themeColor="background2" w:themeShade="80"/>
-                <w:sz w:val="24"/>
-                <w:szCs w:val="24"/>
-              </w:rPr>
-              <w:t xml:space="preserve"> aplicando son las de calidad de software y BPM, ya que no logre conectar con estas o </w:t>
-            </w:r>
-            <w:r>
-              <w:rPr>
-                <w:rFonts w:eastAsiaTheme="majorEastAsia"/>
-                <w:color w:val="767171" w:themeColor="background2" w:themeShade="80"/>
-                <w:sz w:val="24"/>
-                <w:szCs w:val="24"/>
-              </w:rPr>
-              <w:t>sentí</w:t>
-            </w:r>
-            <w:r>
-              <w:rPr>
-                <w:rFonts w:eastAsiaTheme="majorEastAsia"/>
-                <w:color w:val="767171" w:themeColor="background2" w:themeShade="80"/>
-                <w:sz w:val="24"/>
-                <w:szCs w:val="24"/>
-              </w:rPr>
-              <w:t xml:space="preserve"> que era muy poco contenido visto para el ramo.</w:t>
+              <w:t>, ya que no logre conectar con estas o sentí que era muy poco contenido visto para el ramo.</w:t>
             </w:r>
           </w:p>
           <w:p>
@@ -1474,7 +1220,7 @@
     </w:p>
     <w:tbl>
       <w:tblPr>
-        <w:tblStyle w:val="TableGrid"/>
+        <w:tblStyle w:val="Tablaconcuadrcula"/>
         <w:tblW w:w="0" w:type="auto"/>
         <w:tblBorders>
           <w:top w:val="single" w:sz="4" w:space="0" w:color="BFBFBF" w:themeColor="background1" w:themeShade="BF"/>
@@ -1541,7 +1287,7 @@
           </w:p>
           <w:p>
             <w:pPr>
-              <w:pStyle w:val="ListParagraph"/>
+              <w:pStyle w:val="Prrafodelista"/>
               <w:numPr>
                 <w:ilvl w:val="0"/>
                 <w:numId w:val="12"/>
@@ -1601,43 +1347,7 @@
                 <w:sz w:val="24"/>
                 <w:szCs w:val="24"/>
               </w:rPr>
-              <w:t xml:space="preserve">Mis intereses profesionales es el desarrollo de software especializado en </w:t>
-            </w:r>
-            <w:r>
-              <w:rPr>
-                <w:rFonts w:eastAsiaTheme="majorEastAsia"/>
-                <w:color w:val="767171" w:themeColor="background2" w:themeShade="80"/>
-                <w:sz w:val="24"/>
-                <w:szCs w:val="24"/>
-              </w:rPr>
-              <w:t>páginas</w:t>
-            </w:r>
-            <w:r>
-              <w:rPr>
-                <w:rFonts w:eastAsiaTheme="majorEastAsia"/>
-                <w:color w:val="767171" w:themeColor="background2" w:themeShade="80"/>
-                <w:sz w:val="24"/>
-                <w:szCs w:val="24"/>
-              </w:rPr>
-              <w:t xml:space="preserve"> web, ocupando </w:t>
-            </w:r>
-            <w:r>
-              <w:rPr>
-                <w:rFonts w:eastAsiaTheme="majorEastAsia"/>
-                <w:color w:val="767171" w:themeColor="background2" w:themeShade="80"/>
-                <w:sz w:val="24"/>
-                <w:szCs w:val="24"/>
-              </w:rPr>
-              <w:t>tecnologías</w:t>
-            </w:r>
-            <w:r>
-              <w:rPr>
-                <w:rFonts w:eastAsiaTheme="majorEastAsia"/>
-                <w:color w:val="767171" w:themeColor="background2" w:themeShade="80"/>
-                <w:sz w:val="24"/>
-                <w:szCs w:val="24"/>
-              </w:rPr>
-              <w:t xml:space="preserve"> actuales, </w:t>
+              <w:t xml:space="preserve">Mis intereses profesionales es el desarrollo de software especializado en páginas web, ocupando tecnologías actuales, </w:t>
             </w:r>
             <w:r>
               <w:rPr>
@@ -1748,7 +1458,7 @@
           </w:p>
           <w:p>
             <w:pPr>
-              <w:pStyle w:val="ListParagraph"/>
+              <w:pStyle w:val="Prrafodelista"/>
               <w:numPr>
                 <w:ilvl w:val="0"/>
                 <w:numId w:val="12"/>
@@ -1808,25 +1518,7 @@
                 <w:sz w:val="24"/>
                 <w:szCs w:val="24"/>
               </w:rPr>
-              <w:t xml:space="preserve">Me </w:t>
-            </w:r>
-            <w:r>
-              <w:rPr>
-                <w:rFonts w:eastAsiaTheme="majorEastAsia"/>
-                <w:color w:val="767171" w:themeColor="background2" w:themeShade="80"/>
-                <w:sz w:val="24"/>
-                <w:szCs w:val="24"/>
-              </w:rPr>
-              <w:t>gustaría</w:t>
-            </w:r>
-            <w:r>
-              <w:rPr>
-                <w:rFonts w:eastAsiaTheme="majorEastAsia"/>
-                <w:color w:val="767171" w:themeColor="background2" w:themeShade="80"/>
-                <w:sz w:val="24"/>
-                <w:szCs w:val="24"/>
-              </w:rPr>
-              <w:t xml:space="preserve"> fortalecer mis conocimientos y experiencia práctica con proyectos reales</w:t>
+              <w:t>Me gustaría fortalecer mis conocimientos y experiencia práctica con proyectos reales</w:t>
             </w:r>
             <w:r>
               <w:rPr>
@@ -1924,7 +1616,7 @@
           </w:p>
           <w:p>
             <w:pPr>
-              <w:pStyle w:val="ListParagraph"/>
+              <w:pStyle w:val="Prrafodelista"/>
               <w:numPr>
                 <w:ilvl w:val="0"/>
                 <w:numId w:val="12"/>
@@ -2016,52 +1708,7 @@
                 <w:sz w:val="24"/>
                 <w:szCs w:val="24"/>
               </w:rPr>
-              <w:t>desarrollándome</w:t>
-            </w:r>
-            <w:r>
-              <w:rPr>
-                <w:rFonts w:eastAsiaTheme="majorEastAsia"/>
-                <w:color w:val="767171" w:themeColor="background2" w:themeShade="80"/>
-                <w:sz w:val="24"/>
-                <w:szCs w:val="24"/>
-              </w:rPr>
-              <w:t xml:space="preserve"> profesionalmente en el área, o permitirme conocer nuevas </w:t>
-            </w:r>
-            <w:r>
-              <w:rPr>
-                <w:rFonts w:eastAsiaTheme="majorEastAsia"/>
-                <w:color w:val="767171" w:themeColor="background2" w:themeShade="80"/>
-                <w:sz w:val="24"/>
-                <w:szCs w:val="24"/>
-              </w:rPr>
-              <w:t>áreas</w:t>
-            </w:r>
-            <w:r>
-              <w:rPr>
-                <w:rFonts w:eastAsiaTheme="majorEastAsia"/>
-                <w:color w:val="767171" w:themeColor="background2" w:themeShade="80"/>
-                <w:sz w:val="24"/>
-                <w:szCs w:val="24"/>
-              </w:rPr>
-              <w:t xml:space="preserve"> de desarrollo relacionado con la </w:t>
-            </w:r>
-            <w:r>
-              <w:rPr>
-                <w:rFonts w:eastAsiaTheme="majorEastAsia"/>
-                <w:color w:val="767171" w:themeColor="background2" w:themeShade="80"/>
-                <w:sz w:val="24"/>
-                <w:szCs w:val="24"/>
-              </w:rPr>
-              <w:t>informática</w:t>
-            </w:r>
-            <w:r>
-              <w:rPr>
-                <w:rFonts w:eastAsiaTheme="majorEastAsia"/>
-                <w:color w:val="767171" w:themeColor="background2" w:themeShade="80"/>
-                <w:sz w:val="24"/>
-                <w:szCs w:val="24"/>
-              </w:rPr>
-              <w:t>.</w:t>
+              <w:t>desarrollándome profesionalmente en el área, o permitirme conocer nuevas áreas de desarrollo relacionado con la informática.</w:t>
             </w:r>
           </w:p>
           <w:p>
@@ -2265,7 +1912,7 @@
     </w:p>
     <w:tbl>
       <w:tblPr>
-        <w:tblStyle w:val="TableGrid"/>
+        <w:tblStyle w:val="Tablaconcuadrcula"/>
         <w:tblW w:w="0" w:type="auto"/>
         <w:tblBorders>
           <w:top w:val="single" w:sz="4" w:space="0" w:color="BFBFBF" w:themeColor="background1" w:themeShade="BF"/>
@@ -2331,7 +1978,7 @@
           </w:p>
           <w:p>
             <w:pPr>
-              <w:pStyle w:val="ListParagraph"/>
+              <w:pStyle w:val="Prrafodelista"/>
               <w:numPr>
                 <w:ilvl w:val="0"/>
                 <w:numId w:val="12"/>
@@ -2481,7 +2128,7 @@
           </w:p>
           <w:p>
             <w:pPr>
-              <w:pStyle w:val="ListParagraph"/>
+              <w:pStyle w:val="Prrafodelista"/>
               <w:numPr>
                 <w:ilvl w:val="0"/>
                 <w:numId w:val="12"/>
@@ -2509,7 +2156,7 @@
           </w:p>
           <w:p>
             <w:pPr>
-              <w:pStyle w:val="ListParagraph"/>
+              <w:pStyle w:val="Prrafodelista"/>
               <w:numPr>
                 <w:ilvl w:val="0"/>
                 <w:numId w:val="12"/>
@@ -2537,7 +2184,7 @@
           </w:p>
           <w:p>
             <w:pPr>
-              <w:pStyle w:val="ListParagraph"/>
+              <w:pStyle w:val="Prrafodelista"/>
               <w:numPr>
                 <w:ilvl w:val="0"/>
                 <w:numId w:val="12"/>
@@ -2565,7 +2212,7 @@
           </w:p>
           <w:p>
             <w:pPr>
-              <w:pStyle w:val="ListParagraph"/>
+              <w:pStyle w:val="Prrafodelista"/>
               <w:numPr>
                 <w:ilvl w:val="0"/>
                 <w:numId w:val="12"/>
@@ -2619,89 +2266,26 @@
           </w:p>
           <w:p>
             <w:pPr>
+              <w:tabs>
+                <w:tab w:val="left" w:pos="454"/>
+              </w:tabs>
               <w:jc w:val="both"/>
               <w:rPr>
-                <w:rFonts w:ascii="Calibri" w:hAnsi="Calibri"/>
-                <w:b/>
-                <w:bCs/>
+                <w:rFonts w:eastAsiaTheme="majorEastAsia"/>
+                <w:color w:val="767171" w:themeColor="background2" w:themeShade="80"/>
+                <w:sz w:val="24"/>
+                <w:szCs w:val="24"/>
               </w:rPr>
             </w:pPr>
             <w:r>
               <w:rPr>
-                <w:rFonts w:ascii="Calibri" w:hAnsi="Calibri"/>
-                <w:b/>
-                <w:bCs/>
-              </w:rPr>
-              <w:t xml:space="preserve">Para mi desarrollo profesional, sería ideal realizar un proyecto de desarrollo de una aplicación web o móvil, incorporando frontend, backend y bases de datos. Me gustaría que se sitúe en un contexto similar al </w:t>
+                <w:rFonts w:eastAsiaTheme="majorEastAsia"/>
+                <w:color w:val="767171" w:themeColor="background2" w:themeShade="80"/>
+                <w:sz w:val="24"/>
+                <w:szCs w:val="24"/>
+              </w:rPr>
+              <w:t>Para mi desarrollo profesional, sería ideal realizar un proyecto de desarrollo de una aplicación web o móvil, incorporando frontend, backend y bases de datos. Me gustaría que se sitúe en un contexto similar al laboral. Tenía pensado una desarrollar página la cual sirva como un registro para clubes o escuelas de diferentes tipos de combates, el cual pueda mostrar el nivel de los estudiantes para que puedan ser emparejados con otros de su nivel.</w:t>
             </w:r>
-            <w:r>
-              <w:rPr>
-                <w:rFonts w:ascii="Calibri" w:hAnsi="Calibri"/>
-                <w:b/>
-                <w:bCs/>
-              </w:rPr>
-              <w:t>laboral. Tenía</w:t>
-            </w:r>
-            <w:r>
-              <w:rPr>
-                <w:rFonts w:ascii="Calibri" w:hAnsi="Calibri"/>
-                <w:b/>
-                <w:bCs/>
-              </w:rPr>
-              <w:t xml:space="preserve"> pensado una</w:t>
-            </w:r>
-            <w:r>
-              <w:rPr>
-                <w:rFonts w:ascii="Calibri" w:hAnsi="Calibri"/>
-                <w:b/>
-                <w:bCs/>
-              </w:rPr>
-              <w:t xml:space="preserve"> desarrollar</w:t>
-            </w:r>
-            <w:r>
-              <w:rPr>
-                <w:rFonts w:ascii="Calibri" w:hAnsi="Calibri"/>
-                <w:b/>
-                <w:bCs/>
-              </w:rPr>
-              <w:t xml:space="preserve"> </w:t>
-            </w:r>
-            <w:r>
-              <w:rPr>
-                <w:rFonts w:ascii="Calibri" w:hAnsi="Calibri"/>
-                <w:b/>
-                <w:bCs/>
-              </w:rPr>
-              <w:t>página</w:t>
-            </w:r>
-            <w:r>
-              <w:rPr>
-                <w:rFonts w:ascii="Calibri" w:hAnsi="Calibri"/>
-                <w:b/>
-                <w:bCs/>
-              </w:rPr>
-              <w:t xml:space="preserve"> la cual sirva como un registro para clubes o escuelas de diferentes tipos de combates, el cual pueda mostrar el nivel de los estudiantes para que puedan ser emparejados con otros de su nivel.</w:t>
-            </w:r>
-          </w:p>
-          <w:p>
-            <w:pPr>
-              <w:jc w:val="both"/>
-              <w:rPr>
-                <w:rFonts w:ascii="Calibri" w:hAnsi="Calibri"/>
-                <w:b/>
-                <w:bCs/>
-              </w:rPr>
-            </w:pPr>
-          </w:p>
-          <w:p>
-            <w:pPr>
-              <w:jc w:val="both"/>
-              <w:rPr>
-                <w:rFonts w:ascii="Calibri" w:hAnsi="Calibri"/>
-                <w:b/>
-                <w:bCs/>
-              </w:rPr>
-            </w:pPr>
           </w:p>
           <w:p>
             <w:pPr>
@@ -2787,18 +2371,6 @@
         </w:tc>
       </w:tr>
     </w:tbl>
-    <w:p>
-      <w:pPr>
-        <w:spacing w:after="0" w:line="360" w:lineRule="auto"/>
-        <w:jc w:val="both"/>
-        <w:rPr>
-          <w:color w:val="595959" w:themeColor="text1" w:themeTint="A6"/>
-          <w:sz w:val="24"/>
-          <w:szCs w:val="24"/>
-          <w:lang w:eastAsia="ja-JP"/>
-        </w:rPr>
-      </w:pPr>
-    </w:p>
     <w:p>
       <w:pPr>
         <w:rPr>
@@ -2822,7 +2394,7 @@
 </file>
 
 <file path=word/endnotes.xml><?xml version="1.0" encoding="utf-8"?>
-<w:endnotes xmlns:wpc="http://schemas.microsoft.com/office/word/2010/wordprocessingCanvas" xmlns:cx="http://schemas.microsoft.com/office/drawing/2014/chartex" xmlns:cx1="http://schemas.microsoft.com/office/drawing/2015/9/8/chartex" xmlns:cx2="http://schemas.microsoft.com/office/drawing/2015/10/21/chartex" xmlns:cx3="http://schemas.microsoft.com/office/drawing/2016/5/9/chartex" xmlns:cx4="http://schemas.microsoft.com/office/drawing/2016/5/10/chartex" xmlns:cx5="http://schemas.microsoft.com/office/drawing/2016/5/11/chartex" xmlns:cx6="http://schemas.microsoft.com/office/drawing/2016/5/12/chartex" xmlns:cx7="http://schemas.microsoft.com/office/drawing/2016/5/13/chartex" xmlns:cx8="http://schemas.microsoft.com/office/drawing/2016/5/14/chartex" xmlns:mc="http://schemas.openxmlformats.org/markup-compatibility/2006" xmlns:aink="http://schemas.microsoft.com/office/drawing/2016/ink" xmlns:am3d="http://schemas.microsoft.com/office/drawing/2017/model3d" xmlns:o="urn:schemas-microsoft-com:office:office" xmlns:oel="http://schemas.microsoft.com/office/2019/extlst" xmlns:r="http://schemas.openxmlformats.org/officeDocument/2006/relationships" xmlns:m="http://schemas.openxmlformats.org/officeDocument/2006/math" xmlns:v="urn:schemas-microsoft-com:vml" xmlns:wp14="http://schemas.microsoft.com/office/word/2010/wordprocessingDrawing" xmlns:wp="http://schemas.openxmlformats.org/drawingml/2006/wordprocessingDrawing" xmlns:w10="urn:schemas-microsoft-com:office:word" xmlns:w="http://schemas.openxmlformats.org/wordprocessingml/2006/main" xmlns:w14="http://schemas.microsoft.com/office/word/2010/wordml" xmlns:w15="http://schemas.microsoft.com/office/word/2012/wordml" xmlns:w16cex="http://schemas.microsoft.com/office/word/2018/wordml/cex" xmlns:w16cid="http://schemas.microsoft.com/office/word/2016/wordml/cid" xmlns:w16="http://schemas.microsoft.com/office/word/2018/wordml" xmlns:w16du="http://schemas.microsoft.com/office/word/2023/wordml/word16du" xmlns:w16sdtdh="http://schemas.microsoft.com/office/word/2020/wordml/sdtdatahash" xmlns:w16sdtfl="http://schemas.microsoft.com/office/word/2024/wordml/sdtformatlock" xmlns:w16se="http://schemas.microsoft.com/office/word/2015/wordml/symex" xmlns:wpg="http://schemas.microsoft.com/office/word/2010/wordprocessingGroup" xmlns:wpi="http://schemas.microsoft.com/office/word/2010/wordprocessingInk" xmlns:wne="http://schemas.microsoft.com/office/word/2006/wordml" xmlns:wps="http://schemas.microsoft.com/office/word/2010/wordprocessingShape" mc:Ignorable="w14 w15 w16se w16cid w16 w16cex w16sdtdh w16sdtfl w16du wp14">
+<w:endnotes xmlns:wpc="http://schemas.microsoft.com/office/word/2010/wordprocessingCanvas" xmlns:cx="http://schemas.microsoft.com/office/drawing/2014/chartex" xmlns:cx1="http://schemas.microsoft.com/office/drawing/2015/9/8/chartex" xmlns:cx2="http://schemas.microsoft.com/office/drawing/2015/10/21/chartex" xmlns:cx3="http://schemas.microsoft.com/office/drawing/2016/5/9/chartex" xmlns:cx4="http://schemas.microsoft.com/office/drawing/2016/5/10/chartex" xmlns:cx5="http://schemas.microsoft.com/office/drawing/2016/5/11/chartex" xmlns:cx6="http://schemas.microsoft.com/office/drawing/2016/5/12/chartex" xmlns:cx7="http://schemas.microsoft.com/office/drawing/2016/5/13/chartex" xmlns:cx8="http://schemas.microsoft.com/office/drawing/2016/5/14/chartex" xmlns:mc="http://schemas.openxmlformats.org/markup-compatibility/2006" xmlns:aink="http://schemas.microsoft.com/office/drawing/2016/ink" xmlns:am3d="http://schemas.microsoft.com/office/drawing/2017/model3d" xmlns:o="urn:schemas-microsoft-com:office:office" xmlns:r="http://schemas.openxmlformats.org/officeDocument/2006/relationships" xmlns:m="http://schemas.openxmlformats.org/officeDocument/2006/math" xmlns:v="urn:schemas-microsoft-com:vml" xmlns:wp14="http://schemas.microsoft.com/office/word/2010/wordprocessingDrawing" xmlns:wp="http://schemas.openxmlformats.org/drawingml/2006/wordprocessingDrawing" xmlns:w10="urn:schemas-microsoft-com:office:word" xmlns:w="http://schemas.openxmlformats.org/wordprocessingml/2006/main" xmlns:w14="http://schemas.microsoft.com/office/word/2010/wordml" xmlns:w15="http://schemas.microsoft.com/office/word/2012/wordml" xmlns:w16cex="http://schemas.microsoft.com/office/word/2018/wordml/cex" xmlns:w16cid="http://schemas.microsoft.com/office/word/2016/wordml/cid" xmlns:w16="http://schemas.microsoft.com/office/word/2018/wordml" xmlns:w16sdtdh="http://schemas.microsoft.com/office/word/2020/wordml/sdtdatahash" xmlns:w16se="http://schemas.microsoft.com/office/word/2015/wordml/symex" xmlns:wpg="http://schemas.microsoft.com/office/word/2010/wordprocessingGroup" xmlns:wpi="http://schemas.microsoft.com/office/word/2010/wordprocessingInk" xmlns:wne="http://schemas.microsoft.com/office/word/2006/wordml" xmlns:wps="http://schemas.microsoft.com/office/word/2010/wordprocessingShape" mc:Ignorable="w14 w15 w16se w16cid w16 w16cex w16sdtdh wp14">
   <w:endnote w:type="separator" w:id="-1">
     <w:p>
       <w:pPr>
@@ -2847,7 +2419,7 @@
 </file>
 
 <file path=word/footer1.xml><?xml version="1.0" encoding="utf-8"?>
-<w:ftr xmlns:wpc="http://schemas.microsoft.com/office/word/2010/wordprocessingCanvas" xmlns:cx="http://schemas.microsoft.com/office/drawing/2014/chartex" xmlns:cx1="http://schemas.microsoft.com/office/drawing/2015/9/8/chartex" xmlns:cx2="http://schemas.microsoft.com/office/drawing/2015/10/21/chartex" xmlns:cx3="http://schemas.microsoft.com/office/drawing/2016/5/9/chartex" xmlns:cx4="http://schemas.microsoft.com/office/drawing/2016/5/10/chartex" xmlns:cx5="http://schemas.microsoft.com/office/drawing/2016/5/11/chartex" xmlns:cx6="http://schemas.microsoft.com/office/drawing/2016/5/12/chartex" xmlns:cx7="http://schemas.microsoft.com/office/drawing/2016/5/13/chartex" xmlns:cx8="http://schemas.microsoft.com/office/drawing/2016/5/14/chartex" xmlns:mc="http://schemas.openxmlformats.org/markup-compatibility/2006" xmlns:aink="http://schemas.microsoft.com/office/drawing/2016/ink" xmlns:am3d="http://schemas.microsoft.com/office/drawing/2017/model3d" xmlns:o="urn:schemas-microsoft-com:office:office" xmlns:oel="http://schemas.microsoft.com/office/2019/extlst" xmlns:r="http://schemas.openxmlformats.org/officeDocument/2006/relationships" xmlns:m="http://schemas.openxmlformats.org/officeDocument/2006/math" xmlns:v="urn:schemas-microsoft-com:vml" xmlns:wp14="http://schemas.microsoft.com/office/word/2010/wordprocessingDrawing" xmlns:wp="http://schemas.openxmlformats.org/drawingml/2006/wordprocessingDrawing" xmlns:w10="urn:schemas-microsoft-com:office:word" xmlns:w="http://schemas.openxmlformats.org/wordprocessingml/2006/main" xmlns:w14="http://schemas.microsoft.com/office/word/2010/wordml" xmlns:w15="http://schemas.microsoft.com/office/word/2012/wordml" xmlns:w16cex="http://schemas.microsoft.com/office/word/2018/wordml/cex" xmlns:w16cid="http://schemas.microsoft.com/office/word/2016/wordml/cid" xmlns:w16="http://schemas.microsoft.com/office/word/2018/wordml" xmlns:w16du="http://schemas.microsoft.com/office/word/2023/wordml/word16du" xmlns:w16sdtdh="http://schemas.microsoft.com/office/word/2020/wordml/sdtdatahash" xmlns:w16sdtfl="http://schemas.microsoft.com/office/word/2024/wordml/sdtformatlock" xmlns:w16se="http://schemas.microsoft.com/office/word/2015/wordml/symex" xmlns:wpg="http://schemas.microsoft.com/office/word/2010/wordprocessingGroup" xmlns:wpi="http://schemas.microsoft.com/office/word/2010/wordprocessingInk" xmlns:wne="http://schemas.microsoft.com/office/word/2006/wordml" xmlns:wps="http://schemas.microsoft.com/office/word/2010/wordprocessingShape" mc:Ignorable="w14 w15 w16se w16cid w16 w16cex w16sdtdh w16sdtfl w16du wp14">
+<w:ftr xmlns:wpc="http://schemas.microsoft.com/office/word/2010/wordprocessingCanvas" xmlns:cx="http://schemas.microsoft.com/office/drawing/2014/chartex" xmlns:cx1="http://schemas.microsoft.com/office/drawing/2015/9/8/chartex" xmlns:cx2="http://schemas.microsoft.com/office/drawing/2015/10/21/chartex" xmlns:cx3="http://schemas.microsoft.com/office/drawing/2016/5/9/chartex" xmlns:cx4="http://schemas.microsoft.com/office/drawing/2016/5/10/chartex" xmlns:cx5="http://schemas.microsoft.com/office/drawing/2016/5/11/chartex" xmlns:cx6="http://schemas.microsoft.com/office/drawing/2016/5/12/chartex" xmlns:cx7="http://schemas.microsoft.com/office/drawing/2016/5/13/chartex" xmlns:cx8="http://schemas.microsoft.com/office/drawing/2016/5/14/chartex" xmlns:mc="http://schemas.openxmlformats.org/markup-compatibility/2006" xmlns:aink="http://schemas.microsoft.com/office/drawing/2016/ink" xmlns:am3d="http://schemas.microsoft.com/office/drawing/2017/model3d" xmlns:o="urn:schemas-microsoft-com:office:office" xmlns:r="http://schemas.openxmlformats.org/officeDocument/2006/relationships" xmlns:m="http://schemas.openxmlformats.org/officeDocument/2006/math" xmlns:v="urn:schemas-microsoft-com:vml" xmlns:wp14="http://schemas.microsoft.com/office/word/2010/wordprocessingDrawing" xmlns:wp="http://schemas.openxmlformats.org/drawingml/2006/wordprocessingDrawing" xmlns:w10="urn:schemas-microsoft-com:office:word" xmlns:w="http://schemas.openxmlformats.org/wordprocessingml/2006/main" xmlns:w14="http://schemas.microsoft.com/office/word/2010/wordml" xmlns:w15="http://schemas.microsoft.com/office/word/2012/wordml" xmlns:w16cex="http://schemas.microsoft.com/office/word/2018/wordml/cex" xmlns:w16cid="http://schemas.microsoft.com/office/word/2016/wordml/cid" xmlns:w16="http://schemas.microsoft.com/office/word/2018/wordml" xmlns:w16sdtdh="http://schemas.microsoft.com/office/word/2020/wordml/sdtdatahash" xmlns:w16se="http://schemas.microsoft.com/office/word/2015/wordml/symex" xmlns:wpg="http://schemas.microsoft.com/office/word/2010/wordprocessingGroup" xmlns:wpi="http://schemas.microsoft.com/office/word/2010/wordprocessingInk" xmlns:wne="http://schemas.microsoft.com/office/word/2006/wordml" xmlns:wps="http://schemas.microsoft.com/office/word/2010/wordprocessingShape" mc:Ignorable="w14 w15 w16se w16cid w16 w16cex w16sdtdh wp14">
   <w:sdt>
     <w:sdtPr>
       <w:id w:val="-937982979"/>
@@ -2856,10 +2428,11 @@
         <w:docPartUnique/>
       </w:docPartObj>
     </w:sdtPr>
+    <w:sdtEndPr/>
     <w:sdtContent>
       <w:p>
         <w:pPr>
-          <w:pStyle w:val="Footer"/>
+          <w:pStyle w:val="Piedepgina"/>
         </w:pPr>
         <w:r>
           <w:rPr>
@@ -3065,7 +2638,7 @@
                 </wp:anchor>
               </w:drawing>
             </mc:Choice>
-            <mc:Fallback>
+            <mc:Fallback xmlns:w16sdtfl="http://schemas.microsoft.com/office/word/2024/wordml/sdtformatlock" xmlns:w16du="http://schemas.microsoft.com/office/word/2023/wordml/word16du" xmlns:oel="http://schemas.microsoft.com/office/2019/extlst">
               <w:pict>
                 <v:group w14:anchorId="51D00065" id="Grupo 32" o:spid="_x0000_s1026" style="position:absolute;margin-left:0;margin-top:0;width:610.5pt;height:15pt;z-index:251659264;mso-width-percent:1000;mso-position-horizontal:center;mso-position-horizontal-relative:page;mso-position-vertical:center;mso-position-vertical-relative:bottom-margin-area;mso-width-percent:1000" coordorigin=",14970" coordsize="12255,300" o:gfxdata="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">
                   <v:shapetype id="_x0000_t202" coordsize="21600,21600" o:spt="202" path="m,l,21600r21600,l21600,xe">
@@ -3134,7 +2707,7 @@
 </file>
 
 <file path=word/footnotes.xml><?xml version="1.0" encoding="utf-8"?>
-<w:footnotes xmlns:wpc="http://schemas.microsoft.com/office/word/2010/wordprocessingCanvas" xmlns:cx="http://schemas.microsoft.com/office/drawing/2014/chartex" xmlns:cx1="http://schemas.microsoft.com/office/drawing/2015/9/8/chartex" xmlns:cx2="http://schemas.microsoft.com/office/drawing/2015/10/21/chartex" xmlns:cx3="http://schemas.microsoft.com/office/drawing/2016/5/9/chartex" xmlns:cx4="http://schemas.microsoft.com/office/drawing/2016/5/10/chartex" xmlns:cx5="http://schemas.microsoft.com/office/drawing/2016/5/11/chartex" xmlns:cx6="http://schemas.microsoft.com/office/drawing/2016/5/12/chartex" xmlns:cx7="http://schemas.microsoft.com/office/drawing/2016/5/13/chartex" xmlns:cx8="http://schemas.microsoft.com/office/drawing/2016/5/14/chartex" xmlns:mc="http://schemas.openxmlformats.org/markup-compatibility/2006" xmlns:aink="http://schemas.microsoft.com/office/drawing/2016/ink" xmlns:am3d="http://schemas.microsoft.com/office/drawing/2017/model3d" xmlns:o="urn:schemas-microsoft-com:office:office" xmlns:oel="http://schemas.microsoft.com/office/2019/extlst" xmlns:r="http://schemas.openxmlformats.org/officeDocument/2006/relationships" xmlns:m="http://schemas.openxmlformats.org/officeDocument/2006/math" xmlns:v="urn:schemas-microsoft-com:vml" xmlns:wp14="http://schemas.microsoft.com/office/word/2010/wordprocessingDrawing" xmlns:wp="http://schemas.openxmlformats.org/drawingml/2006/wordprocessingDrawing" xmlns:w10="urn:schemas-microsoft-com:office:word" xmlns:w="http://schemas.openxmlformats.org/wordprocessingml/2006/main" xmlns:w14="http://schemas.microsoft.com/office/word/2010/wordml" xmlns:w15="http://schemas.microsoft.com/office/word/2012/wordml" xmlns:w16cex="http://schemas.microsoft.com/office/word/2018/wordml/cex" xmlns:w16cid="http://schemas.microsoft.com/office/word/2016/wordml/cid" xmlns:w16="http://schemas.microsoft.com/office/word/2018/wordml" xmlns:w16du="http://schemas.microsoft.com/office/word/2023/wordml/word16du" xmlns:w16sdtdh="http://schemas.microsoft.com/office/word/2020/wordml/sdtdatahash" xmlns:w16sdtfl="http://schemas.microsoft.com/office/word/2024/wordml/sdtformatlock" xmlns:w16se="http://schemas.microsoft.com/office/word/2015/wordml/symex" xmlns:wpg="http://schemas.microsoft.com/office/word/2010/wordprocessingGroup" xmlns:wpi="http://schemas.microsoft.com/office/word/2010/wordprocessingInk" xmlns:wne="http://schemas.microsoft.com/office/word/2006/wordml" xmlns:wps="http://schemas.microsoft.com/office/word/2010/wordprocessingShape" mc:Ignorable="w14 w15 w16se w16cid w16 w16cex w16sdtdh w16sdtfl w16du wp14">
+<w:footnotes xmlns:wpc="http://schemas.microsoft.com/office/word/2010/wordprocessingCanvas" xmlns:cx="http://schemas.microsoft.com/office/drawing/2014/chartex" xmlns:cx1="http://schemas.microsoft.com/office/drawing/2015/9/8/chartex" xmlns:cx2="http://schemas.microsoft.com/office/drawing/2015/10/21/chartex" xmlns:cx3="http://schemas.microsoft.com/office/drawing/2016/5/9/chartex" xmlns:cx4="http://schemas.microsoft.com/office/drawing/2016/5/10/chartex" xmlns:cx5="http://schemas.microsoft.com/office/drawing/2016/5/11/chartex" xmlns:cx6="http://schemas.microsoft.com/office/drawing/2016/5/12/chartex" xmlns:cx7="http://schemas.microsoft.com/office/drawing/2016/5/13/chartex" xmlns:cx8="http://schemas.microsoft.com/office/drawing/2016/5/14/chartex" xmlns:mc="http://schemas.openxmlformats.org/markup-compatibility/2006" xmlns:aink="http://schemas.microsoft.com/office/drawing/2016/ink" xmlns:am3d="http://schemas.microsoft.com/office/drawing/2017/model3d" xmlns:o="urn:schemas-microsoft-com:office:office" xmlns:r="http://schemas.openxmlformats.org/officeDocument/2006/relationships" xmlns:m="http://schemas.openxmlformats.org/officeDocument/2006/math" xmlns:v="urn:schemas-microsoft-com:vml" xmlns:wp14="http://schemas.microsoft.com/office/word/2010/wordprocessingDrawing" xmlns:wp="http://schemas.openxmlformats.org/drawingml/2006/wordprocessingDrawing" xmlns:w10="urn:schemas-microsoft-com:office:word" xmlns:w="http://schemas.openxmlformats.org/wordprocessingml/2006/main" xmlns:w14="http://schemas.microsoft.com/office/word/2010/wordml" xmlns:w15="http://schemas.microsoft.com/office/word/2012/wordml" xmlns:w16cex="http://schemas.microsoft.com/office/word/2018/wordml/cex" xmlns:w16cid="http://schemas.microsoft.com/office/word/2016/wordml/cid" xmlns:w16="http://schemas.microsoft.com/office/word/2018/wordml" xmlns:w16sdtdh="http://schemas.microsoft.com/office/word/2020/wordml/sdtdatahash" xmlns:w16se="http://schemas.microsoft.com/office/word/2015/wordml/symex" xmlns:wpg="http://schemas.microsoft.com/office/word/2010/wordprocessingGroup" xmlns:wpi="http://schemas.microsoft.com/office/word/2010/wordprocessingInk" xmlns:wne="http://schemas.microsoft.com/office/word/2006/wordml" xmlns:wps="http://schemas.microsoft.com/office/word/2010/wordprocessingShape" mc:Ignorable="w14 w15 w16se w16cid w16 w16cex w16sdtdh wp14">
   <w:footnote w:type="separator" w:id="-1">
     <w:p>
       <w:pPr>
@@ -3159,10 +2732,10 @@
 </file>
 
 <file path=word/header1.xml><?xml version="1.0" encoding="utf-8"?>
-<w:hdr xmlns:wpc="http://schemas.microsoft.com/office/word/2010/wordprocessingCanvas" xmlns:cx="http://schemas.microsoft.com/office/drawing/2014/chartex" xmlns:cx1="http://schemas.microsoft.com/office/drawing/2015/9/8/chartex" xmlns:cx2="http://schemas.microsoft.com/office/drawing/2015/10/21/chartex" xmlns:cx3="http://schemas.microsoft.com/office/drawing/2016/5/9/chartex" xmlns:cx4="http://schemas.microsoft.com/office/drawing/2016/5/10/chartex" xmlns:cx5="http://schemas.microsoft.com/office/drawing/2016/5/11/chartex" xmlns:cx6="http://schemas.microsoft.com/office/drawing/2016/5/12/chartex" xmlns:cx7="http://schemas.microsoft.com/office/drawing/2016/5/13/chartex" xmlns:cx8="http://schemas.microsoft.com/office/drawing/2016/5/14/chartex" xmlns:mc="http://schemas.openxmlformats.org/markup-compatibility/2006" xmlns:aink="http://schemas.microsoft.com/office/drawing/2016/ink" xmlns:am3d="http://schemas.microsoft.com/office/drawing/2017/model3d" xmlns:o="urn:schemas-microsoft-com:office:office" xmlns:oel="http://schemas.microsoft.com/office/2019/extlst" xmlns:r="http://schemas.openxmlformats.org/officeDocument/2006/relationships" xmlns:m="http://schemas.openxmlformats.org/officeDocument/2006/math" xmlns:v="urn:schemas-microsoft-com:vml" xmlns:wp14="http://schemas.microsoft.com/office/word/2010/wordprocessingDrawing" xmlns:wp="http://schemas.openxmlformats.org/drawingml/2006/wordprocessingDrawing" xmlns:w10="urn:schemas-microsoft-com:office:word" xmlns:w="http://schemas.openxmlformats.org/wordprocessingml/2006/main" xmlns:w14="http://schemas.microsoft.com/office/word/2010/wordml" xmlns:w15="http://schemas.microsoft.com/office/word/2012/wordml" xmlns:w16cex="http://schemas.microsoft.com/office/word/2018/wordml/cex" xmlns:w16cid="http://schemas.microsoft.com/office/word/2016/wordml/cid" xmlns:w16="http://schemas.microsoft.com/office/word/2018/wordml" xmlns:w16du="http://schemas.microsoft.com/office/word/2023/wordml/word16du" xmlns:w16sdtdh="http://schemas.microsoft.com/office/word/2020/wordml/sdtdatahash" xmlns:w16sdtfl="http://schemas.microsoft.com/office/word/2024/wordml/sdtformatlock" xmlns:w16se="http://schemas.microsoft.com/office/word/2015/wordml/symex" xmlns:wpg="http://schemas.microsoft.com/office/word/2010/wordprocessingGroup" xmlns:wpi="http://schemas.microsoft.com/office/word/2010/wordprocessingInk" xmlns:wne="http://schemas.microsoft.com/office/word/2006/wordml" xmlns:wps="http://schemas.microsoft.com/office/word/2010/wordprocessingShape" mc:Ignorable="w14 w15 w16se w16cid w16 w16cex w16sdtdh w16sdtfl w16du wp14">
+<w:hdr xmlns:wpc="http://schemas.microsoft.com/office/word/2010/wordprocessingCanvas" xmlns:cx="http://schemas.microsoft.com/office/drawing/2014/chartex" xmlns:cx1="http://schemas.microsoft.com/office/drawing/2015/9/8/chartex" xmlns:cx2="http://schemas.microsoft.com/office/drawing/2015/10/21/chartex" xmlns:cx3="http://schemas.microsoft.com/office/drawing/2016/5/9/chartex" xmlns:cx4="http://schemas.microsoft.com/office/drawing/2016/5/10/chartex" xmlns:cx5="http://schemas.microsoft.com/office/drawing/2016/5/11/chartex" xmlns:cx6="http://schemas.microsoft.com/office/drawing/2016/5/12/chartex" xmlns:cx7="http://schemas.microsoft.com/office/drawing/2016/5/13/chartex" xmlns:cx8="http://schemas.microsoft.com/office/drawing/2016/5/14/chartex" xmlns:mc="http://schemas.openxmlformats.org/markup-compatibility/2006" xmlns:aink="http://schemas.microsoft.com/office/drawing/2016/ink" xmlns:am3d="http://schemas.microsoft.com/office/drawing/2017/model3d" xmlns:o="urn:schemas-microsoft-com:office:office" xmlns:r="http://schemas.openxmlformats.org/officeDocument/2006/relationships" xmlns:m="http://schemas.openxmlformats.org/officeDocument/2006/math" xmlns:v="urn:schemas-microsoft-com:vml" xmlns:wp14="http://schemas.microsoft.com/office/word/2010/wordprocessingDrawing" xmlns:wp="http://schemas.openxmlformats.org/drawingml/2006/wordprocessingDrawing" xmlns:w10="urn:schemas-microsoft-com:office:word" xmlns:w="http://schemas.openxmlformats.org/wordprocessingml/2006/main" xmlns:w14="http://schemas.microsoft.com/office/word/2010/wordml" xmlns:w15="http://schemas.microsoft.com/office/word/2012/wordml" xmlns:w16cex="http://schemas.microsoft.com/office/word/2018/wordml/cex" xmlns:w16cid="http://schemas.microsoft.com/office/word/2016/wordml/cid" xmlns:w16="http://schemas.microsoft.com/office/word/2018/wordml" xmlns:w16sdtdh="http://schemas.microsoft.com/office/word/2020/wordml/sdtdatahash" xmlns:w16se="http://schemas.microsoft.com/office/word/2015/wordml/symex" xmlns:wpg="http://schemas.microsoft.com/office/word/2010/wordprocessingGroup" xmlns:wpi="http://schemas.microsoft.com/office/word/2010/wordprocessingInk" xmlns:wne="http://schemas.microsoft.com/office/word/2006/wordml" xmlns:wps="http://schemas.microsoft.com/office/word/2010/wordprocessingShape" mc:Ignorable="w14 w15 w16se w16cid w16 w16cex w16sdtdh wp14">
   <w:tbl>
     <w:tblPr>
-      <w:tblStyle w:val="TableGrid"/>
+      <w:tblStyle w:val="Tablaconcuadrcula"/>
       <w:tblW w:w="9923" w:type="dxa"/>
       <w:tblLook w:val="04A0" w:firstRow="1" w:lastRow="0" w:firstColumn="1" w:lastColumn="0" w:noHBand="0" w:noVBand="1"/>
     </w:tblPr>
@@ -3314,7 +2887,7 @@
   </w:tbl>
   <w:p>
     <w:pPr>
-      <w:pStyle w:val="Header"/>
+      <w:pStyle w:val="Encabezado"/>
       <w:tabs>
         <w:tab w:val="clear" w:pos="4419"/>
         <w:tab w:val="clear" w:pos="8838"/>
@@ -3329,10 +2902,10 @@
 </file>
 
 <file path=word/header2.xml><?xml version="1.0" encoding="utf-8"?>
-<w:hdr xmlns:wpc="http://schemas.microsoft.com/office/word/2010/wordprocessingCanvas" xmlns:cx="http://schemas.microsoft.com/office/drawing/2014/chartex" xmlns:cx1="http://schemas.microsoft.com/office/drawing/2015/9/8/chartex" xmlns:cx2="http://schemas.microsoft.com/office/drawing/2015/10/21/chartex" xmlns:cx3="http://schemas.microsoft.com/office/drawing/2016/5/9/chartex" xmlns:cx4="http://schemas.microsoft.com/office/drawing/2016/5/10/chartex" xmlns:cx5="http://schemas.microsoft.com/office/drawing/2016/5/11/chartex" xmlns:cx6="http://schemas.microsoft.com/office/drawing/2016/5/12/chartex" xmlns:cx7="http://schemas.microsoft.com/office/drawing/2016/5/13/chartex" xmlns:cx8="http://schemas.microsoft.com/office/drawing/2016/5/14/chartex" xmlns:mc="http://schemas.openxmlformats.org/markup-compatibility/2006" xmlns:aink="http://schemas.microsoft.com/office/drawing/2016/ink" xmlns:am3d="http://schemas.microsoft.com/office/drawing/2017/model3d" xmlns:o="urn:schemas-microsoft-com:office:office" xmlns:oel="http://schemas.microsoft.com/office/2019/extlst" xmlns:r="http://schemas.openxmlformats.org/officeDocument/2006/relationships" xmlns:m="http://schemas.openxmlformats.org/officeDocument/2006/math" xmlns:v="urn:schemas-microsoft-com:vml" xmlns:wp14="http://schemas.microsoft.com/office/word/2010/wordprocessingDrawing" xmlns:wp="http://schemas.openxmlformats.org/drawingml/2006/wordprocessingDrawing" xmlns:w10="urn:schemas-microsoft-com:office:word" xmlns:w="http://schemas.openxmlformats.org/wordprocessingml/2006/main" xmlns:w14="http://schemas.microsoft.com/office/word/2010/wordml" xmlns:w15="http://schemas.microsoft.com/office/word/2012/wordml" xmlns:w16cex="http://schemas.microsoft.com/office/word/2018/wordml/cex" xmlns:w16cid="http://schemas.microsoft.com/office/word/2016/wordml/cid" xmlns:w16="http://schemas.microsoft.com/office/word/2018/wordml" xmlns:w16du="http://schemas.microsoft.com/office/word/2023/wordml/word16du" xmlns:w16sdtdh="http://schemas.microsoft.com/office/word/2020/wordml/sdtdatahash" xmlns:w16sdtfl="http://schemas.microsoft.com/office/word/2024/wordml/sdtformatlock" xmlns:w16se="http://schemas.microsoft.com/office/word/2015/wordml/symex" xmlns:wpg="http://schemas.microsoft.com/office/word/2010/wordprocessingGroup" xmlns:wpi="http://schemas.microsoft.com/office/word/2010/wordprocessingInk" xmlns:wne="http://schemas.microsoft.com/office/word/2006/wordml" xmlns:wps="http://schemas.microsoft.com/office/word/2010/wordprocessingShape" mc:Ignorable="w14 w15 w16se w16cid w16 w16cex w16sdtdh w16sdtfl w16du wp14">
+<w:hdr xmlns:wpc="http://schemas.microsoft.com/office/word/2010/wordprocessingCanvas" xmlns:cx="http://schemas.microsoft.com/office/drawing/2014/chartex" xmlns:cx1="http://schemas.microsoft.com/office/drawing/2015/9/8/chartex" xmlns:cx2="http://schemas.microsoft.com/office/drawing/2015/10/21/chartex" xmlns:cx3="http://schemas.microsoft.com/office/drawing/2016/5/9/chartex" xmlns:cx4="http://schemas.microsoft.com/office/drawing/2016/5/10/chartex" xmlns:cx5="http://schemas.microsoft.com/office/drawing/2016/5/11/chartex" xmlns:cx6="http://schemas.microsoft.com/office/drawing/2016/5/12/chartex" xmlns:cx7="http://schemas.microsoft.com/office/drawing/2016/5/13/chartex" xmlns:cx8="http://schemas.microsoft.com/office/drawing/2016/5/14/chartex" xmlns:mc="http://schemas.openxmlformats.org/markup-compatibility/2006" xmlns:aink="http://schemas.microsoft.com/office/drawing/2016/ink" xmlns:am3d="http://schemas.microsoft.com/office/drawing/2017/model3d" xmlns:o="urn:schemas-microsoft-com:office:office" xmlns:r="http://schemas.openxmlformats.org/officeDocument/2006/relationships" xmlns:m="http://schemas.openxmlformats.org/officeDocument/2006/math" xmlns:v="urn:schemas-microsoft-com:vml" xmlns:wp14="http://schemas.microsoft.com/office/word/2010/wordprocessingDrawing" xmlns:wp="http://schemas.openxmlformats.org/drawingml/2006/wordprocessingDrawing" xmlns:w10="urn:schemas-microsoft-com:office:word" xmlns:w="http://schemas.openxmlformats.org/wordprocessingml/2006/main" xmlns:w14="http://schemas.microsoft.com/office/word/2010/wordml" xmlns:w15="http://schemas.microsoft.com/office/word/2012/wordml" xmlns:w16cex="http://schemas.microsoft.com/office/word/2018/wordml/cex" xmlns:w16cid="http://schemas.microsoft.com/office/word/2016/wordml/cid" xmlns:w16="http://schemas.microsoft.com/office/word/2018/wordml" xmlns:w16sdtdh="http://schemas.microsoft.com/office/word/2020/wordml/sdtdatahash" xmlns:w16se="http://schemas.microsoft.com/office/word/2015/wordml/symex" xmlns:wpg="http://schemas.microsoft.com/office/word/2010/wordprocessingGroup" xmlns:wpi="http://schemas.microsoft.com/office/word/2010/wordprocessingInk" xmlns:wne="http://schemas.microsoft.com/office/word/2006/wordml" xmlns:wps="http://schemas.microsoft.com/office/word/2010/wordprocessingShape" mc:Ignorable="w14 w15 w16se w16cid w16 w16cex w16sdtdh wp14">
   <w:tbl>
     <w:tblPr>
-      <w:tblStyle w:val="TableGrid"/>
+      <w:tblStyle w:val="Tablaconcuadrcula"/>
       <w:tblW w:w="0" w:type="auto"/>
       <w:tblLook w:val="04A0" w:firstRow="1" w:lastRow="0" w:firstColumn="1" w:lastColumn="0" w:noHBand="0" w:noVBand="1"/>
     </w:tblPr>
@@ -3594,7 +3167,7 @@
   </w:tbl>
   <w:p>
     <w:pPr>
-      <w:pStyle w:val="Header"/>
+      <w:pStyle w:val="Encabezado"/>
       <w:jc w:val="right"/>
     </w:pPr>
   </w:p>
@@ -3602,7 +3175,7 @@
 </file>
 
 <file path=word/numbering.xml><?xml version="1.0" encoding="utf-8"?>
-<w:numbering xmlns:wpc="http://schemas.microsoft.com/office/word/2010/wordprocessingCanvas" xmlns:cx="http://schemas.microsoft.com/office/drawing/2014/chartex" xmlns:cx1="http://schemas.microsoft.com/office/drawing/2015/9/8/chartex" xmlns:cx2="http://schemas.microsoft.com/office/drawing/2015/10/21/chartex" xmlns:cx3="http://schemas.microsoft.com/office/drawing/2016/5/9/chartex" xmlns:cx4="http://schemas.microsoft.com/office/drawing/2016/5/10/chartex" xmlns:cx5="http://schemas.microsoft.com/office/drawing/2016/5/11/chartex" xmlns:cx6="http://schemas.microsoft.com/office/drawing/2016/5/12/chartex" xmlns:cx7="http://schemas.microsoft.com/office/drawing/2016/5/13/chartex" xmlns:cx8="http://schemas.microsoft.com/office/drawing/2016/5/14/chartex" xmlns:mc="http://schemas.openxmlformats.org/markup-compatibility/2006" xmlns:aink="http://schemas.microsoft.com/office/drawing/2016/ink" xmlns:am3d="http://schemas.microsoft.com/office/drawing/2017/model3d" xmlns:o="urn:schemas-microsoft-com:office:office" xmlns:oel="http://schemas.microsoft.com/office/2019/extlst" xmlns:r="http://schemas.openxmlformats.org/officeDocument/2006/relationships" xmlns:m="http://schemas.openxmlformats.org/officeDocument/2006/math" xmlns:v="urn:schemas-microsoft-com:vml" xmlns:wp14="http://schemas.microsoft.com/office/word/2010/wordprocessingDrawing" xmlns:wp="http://schemas.openxmlformats.org/drawingml/2006/wordprocessingDrawing" xmlns:w10="urn:schemas-microsoft-com:office:word" xmlns:w="http://schemas.openxmlformats.org/wordprocessingml/2006/main" xmlns:w14="http://schemas.microsoft.com/office/word/2010/wordml" xmlns:w15="http://schemas.microsoft.com/office/word/2012/wordml" xmlns:w16cex="http://schemas.microsoft.com/office/word/2018/wordml/cex" xmlns:w16cid="http://schemas.microsoft.com/office/word/2016/wordml/cid" xmlns:w16="http://schemas.microsoft.com/office/word/2018/wordml" xmlns:w16du="http://schemas.microsoft.com/office/word/2023/wordml/word16du" xmlns:w16sdtdh="http://schemas.microsoft.com/office/word/2020/wordml/sdtdatahash" xmlns:w16sdtfl="http://schemas.microsoft.com/office/word/2024/wordml/sdtformatlock" xmlns:w16se="http://schemas.microsoft.com/office/word/2015/wordml/symex" xmlns:wpg="http://schemas.microsoft.com/office/word/2010/wordprocessingGroup" xmlns:wpi="http://schemas.microsoft.com/office/word/2010/wordprocessingInk" xmlns:wne="http://schemas.microsoft.com/office/word/2006/wordml" xmlns:wps="http://schemas.microsoft.com/office/word/2010/wordprocessingShape" mc:Ignorable="w14 w15 w16se w16cid w16 w16cex w16sdtdh w16sdtfl w16du wp14">
+<w:numbering xmlns:wpc="http://schemas.microsoft.com/office/word/2010/wordprocessingCanvas" xmlns:cx="http://schemas.microsoft.com/office/drawing/2014/chartex" xmlns:cx1="http://schemas.microsoft.com/office/drawing/2015/9/8/chartex" xmlns:cx2="http://schemas.microsoft.com/office/drawing/2015/10/21/chartex" xmlns:cx3="http://schemas.microsoft.com/office/drawing/2016/5/9/chartex" xmlns:cx4="http://schemas.microsoft.com/office/drawing/2016/5/10/chartex" xmlns:cx5="http://schemas.microsoft.com/office/drawing/2016/5/11/chartex" xmlns:cx6="http://schemas.microsoft.com/office/drawing/2016/5/12/chartex" xmlns:cx7="http://schemas.microsoft.com/office/drawing/2016/5/13/chartex" xmlns:cx8="http://schemas.microsoft.com/office/drawing/2016/5/14/chartex" xmlns:mc="http://schemas.openxmlformats.org/markup-compatibility/2006" xmlns:aink="http://schemas.microsoft.com/office/drawing/2016/ink" xmlns:am3d="http://schemas.microsoft.com/office/drawing/2017/model3d" xmlns:o="urn:schemas-microsoft-com:office:office" xmlns:r="http://schemas.openxmlformats.org/officeDocument/2006/relationships" xmlns:m="http://schemas.openxmlformats.org/officeDocument/2006/math" xmlns:v="urn:schemas-microsoft-com:vml" xmlns:wp14="http://schemas.microsoft.com/office/word/2010/wordprocessingDrawing" xmlns:wp="http://schemas.openxmlformats.org/drawingml/2006/wordprocessingDrawing" xmlns:w10="urn:schemas-microsoft-com:office:word" xmlns:w="http://schemas.openxmlformats.org/wordprocessingml/2006/main" xmlns:w14="http://schemas.microsoft.com/office/word/2010/wordml" xmlns:w15="http://schemas.microsoft.com/office/word/2012/wordml" xmlns:w16cex="http://schemas.microsoft.com/office/word/2018/wordml/cex" xmlns:w16cid="http://schemas.microsoft.com/office/word/2016/wordml/cid" xmlns:w16="http://schemas.microsoft.com/office/word/2018/wordml" xmlns:w16sdtdh="http://schemas.microsoft.com/office/word/2020/wordml/sdtdatahash" xmlns:w16se="http://schemas.microsoft.com/office/word/2015/wordml/symex" xmlns:wpg="http://schemas.microsoft.com/office/word/2010/wordprocessingGroup" xmlns:wpi="http://schemas.microsoft.com/office/word/2010/wordprocessingInk" xmlns:wne="http://schemas.microsoft.com/office/word/2006/wordml" xmlns:wps="http://schemas.microsoft.com/office/word/2010/wordprocessingShape" mc:Ignorable="w14 w15 w16se w16cid w16 w16cex w16sdtdh wp14">
   <w:abstractNum w:abstractNumId="0" w15:restartNumberingAfterBreak="0">
     <w:nsid w:val="049156A1"/>
     <w:multiLevelType w:val="hybridMultilevel"/>
@@ -8176,124 +7749,124 @@
       </w:rPr>
     </w:lvl>
   </w:abstractNum>
-  <w:num w:numId="1" w16cid:durableId="1050299077">
+  <w:num w:numId="1">
     <w:abstractNumId w:val="3"/>
   </w:num>
-  <w:num w:numId="2" w16cid:durableId="1743985286">
+  <w:num w:numId="2">
     <w:abstractNumId w:val="8"/>
   </w:num>
-  <w:num w:numId="3" w16cid:durableId="1745449768">
+  <w:num w:numId="3">
     <w:abstractNumId w:val="12"/>
   </w:num>
-  <w:num w:numId="4" w16cid:durableId="1349985602">
+  <w:num w:numId="4">
     <w:abstractNumId w:val="28"/>
   </w:num>
-  <w:num w:numId="5" w16cid:durableId="2054696835">
+  <w:num w:numId="5">
     <w:abstractNumId w:val="30"/>
   </w:num>
-  <w:num w:numId="6" w16cid:durableId="1232934405">
+  <w:num w:numId="6">
     <w:abstractNumId w:val="4"/>
   </w:num>
-  <w:num w:numId="7" w16cid:durableId="1143036466">
+  <w:num w:numId="7">
     <w:abstractNumId w:val="11"/>
   </w:num>
-  <w:num w:numId="8" w16cid:durableId="1497332834">
+  <w:num w:numId="8">
     <w:abstractNumId w:val="19"/>
   </w:num>
-  <w:num w:numId="9" w16cid:durableId="1690982663">
+  <w:num w:numId="9">
     <w:abstractNumId w:val="15"/>
   </w:num>
-  <w:num w:numId="10" w16cid:durableId="1208642282">
+  <w:num w:numId="10">
     <w:abstractNumId w:val="9"/>
   </w:num>
-  <w:num w:numId="11" w16cid:durableId="1236747134">
+  <w:num w:numId="11">
     <w:abstractNumId w:val="24"/>
   </w:num>
-  <w:num w:numId="12" w16cid:durableId="1896623992">
+  <w:num w:numId="12">
     <w:abstractNumId w:val="35"/>
   </w:num>
-  <w:num w:numId="13" w16cid:durableId="584531681">
+  <w:num w:numId="13">
     <w:abstractNumId w:val="29"/>
   </w:num>
-  <w:num w:numId="14" w16cid:durableId="1915164301">
+  <w:num w:numId="14">
     <w:abstractNumId w:val="1"/>
   </w:num>
-  <w:num w:numId="15" w16cid:durableId="413359200">
+  <w:num w:numId="15">
     <w:abstractNumId w:val="36"/>
   </w:num>
-  <w:num w:numId="16" w16cid:durableId="458915525">
+  <w:num w:numId="16">
     <w:abstractNumId w:val="21"/>
   </w:num>
-  <w:num w:numId="17" w16cid:durableId="986397156">
+  <w:num w:numId="17">
     <w:abstractNumId w:val="17"/>
   </w:num>
-  <w:num w:numId="18" w16cid:durableId="813912755">
+  <w:num w:numId="18">
     <w:abstractNumId w:val="31"/>
   </w:num>
-  <w:num w:numId="19" w16cid:durableId="1548033864">
+  <w:num w:numId="19">
     <w:abstractNumId w:val="10"/>
   </w:num>
-  <w:num w:numId="20" w16cid:durableId="1516730831">
+  <w:num w:numId="20">
     <w:abstractNumId w:val="39"/>
   </w:num>
-  <w:num w:numId="21" w16cid:durableId="1311136492">
+  <w:num w:numId="21">
     <w:abstractNumId w:val="34"/>
   </w:num>
-  <w:num w:numId="22" w16cid:durableId="596718930">
+  <w:num w:numId="22">
     <w:abstractNumId w:val="13"/>
   </w:num>
-  <w:num w:numId="23" w16cid:durableId="680931108">
+  <w:num w:numId="23">
     <w:abstractNumId w:val="14"/>
   </w:num>
-  <w:num w:numId="24" w16cid:durableId="1419252316">
+  <w:num w:numId="24">
     <w:abstractNumId w:val="5"/>
   </w:num>
-  <w:num w:numId="25" w16cid:durableId="268129486">
+  <w:num w:numId="25">
     <w:abstractNumId w:val="16"/>
   </w:num>
-  <w:num w:numId="26" w16cid:durableId="1093671310">
+  <w:num w:numId="26">
     <w:abstractNumId w:val="20"/>
   </w:num>
-  <w:num w:numId="27" w16cid:durableId="832645722">
+  <w:num w:numId="27">
     <w:abstractNumId w:val="23"/>
   </w:num>
-  <w:num w:numId="28" w16cid:durableId="864757341">
+  <w:num w:numId="28">
     <w:abstractNumId w:val="0"/>
   </w:num>
-  <w:num w:numId="29" w16cid:durableId="1975719">
+  <w:num w:numId="29">
     <w:abstractNumId w:val="18"/>
   </w:num>
-  <w:num w:numId="30" w16cid:durableId="2143694764">
+  <w:num w:numId="30">
     <w:abstractNumId w:val="22"/>
   </w:num>
-  <w:num w:numId="31" w16cid:durableId="1037509532">
+  <w:num w:numId="31">
     <w:abstractNumId w:val="2"/>
   </w:num>
-  <w:num w:numId="32" w16cid:durableId="964697738">
+  <w:num w:numId="32">
     <w:abstractNumId w:val="7"/>
   </w:num>
-  <w:num w:numId="33" w16cid:durableId="1356885275">
+  <w:num w:numId="33">
     <w:abstractNumId w:val="32"/>
   </w:num>
-  <w:num w:numId="34" w16cid:durableId="1245456173">
+  <w:num w:numId="34">
     <w:abstractNumId w:val="38"/>
   </w:num>
-  <w:num w:numId="35" w16cid:durableId="740717642">
+  <w:num w:numId="35">
     <w:abstractNumId w:val="6"/>
   </w:num>
-  <w:num w:numId="36" w16cid:durableId="577325664">
+  <w:num w:numId="36">
     <w:abstractNumId w:val="25"/>
   </w:num>
-  <w:num w:numId="37" w16cid:durableId="833880570">
+  <w:num w:numId="37">
     <w:abstractNumId w:val="37"/>
   </w:num>
-  <w:num w:numId="38" w16cid:durableId="111288422">
+  <w:num w:numId="38">
     <w:abstractNumId w:val="27"/>
   </w:num>
-  <w:num w:numId="39" w16cid:durableId="2126845326">
+  <w:num w:numId="39">
     <w:abstractNumId w:val="26"/>
   </w:num>
-  <w:num w:numId="40" w16cid:durableId="387726646">
+  <w:num w:numId="40">
     <w:abstractNumId w:val="33"/>
   </w:num>
   <w:numIdMacAtCleanup w:val="18"/>
@@ -8301,7 +7874,7 @@
 </file>
 
 <file path=word/styles.xml><?xml version="1.0" encoding="utf-8"?>
-<w:styles xmlns:mc="http://schemas.openxmlformats.org/markup-compatibility/2006" xmlns:r="http://schemas.openxmlformats.org/officeDocument/2006/relationships" xmlns:w="http://schemas.openxmlformats.org/wordprocessingml/2006/main" xmlns:w14="http://schemas.microsoft.com/office/word/2010/wordml" xmlns:w15="http://schemas.microsoft.com/office/word/2012/wordml" xmlns:w16cex="http://schemas.microsoft.com/office/word/2018/wordml/cex" xmlns:w16cid="http://schemas.microsoft.com/office/word/2016/wordml/cid" xmlns:w16="http://schemas.microsoft.com/office/word/2018/wordml" xmlns:w16du="http://schemas.microsoft.com/office/word/2023/wordml/word16du" xmlns:w16sdtdh="http://schemas.microsoft.com/office/word/2020/wordml/sdtdatahash" xmlns:w16sdtfl="http://schemas.microsoft.com/office/word/2024/wordml/sdtformatlock" xmlns:w16se="http://schemas.microsoft.com/office/word/2015/wordml/symex" mc:Ignorable="w14 w15 w16se w16cid w16 w16cex w16sdtdh w16sdtfl w16du">
+<w:styles xmlns:mc="http://schemas.openxmlformats.org/markup-compatibility/2006" xmlns:r="http://schemas.openxmlformats.org/officeDocument/2006/relationships" xmlns:w="http://schemas.openxmlformats.org/wordprocessingml/2006/main" xmlns:w14="http://schemas.microsoft.com/office/word/2010/wordml" xmlns:w15="http://schemas.microsoft.com/office/word/2012/wordml" xmlns:w16cex="http://schemas.microsoft.com/office/word/2018/wordml/cex" xmlns:w16cid="http://schemas.microsoft.com/office/word/2016/wordml/cid" xmlns:w16="http://schemas.microsoft.com/office/word/2018/wordml" xmlns:w16sdtdh="http://schemas.microsoft.com/office/word/2020/wordml/sdtdatahash" xmlns:w16se="http://schemas.microsoft.com/office/word/2015/wordml/symex" mc:Ignorable="w14 w15 w16se w16cid w16 w16cex w16sdtdh">
   <w:docDefaults>
     <w:rPrDefault>
       <w:rPr>
@@ -8699,11 +8272,11 @@
     <w:name w:val="Normal"/>
     <w:qFormat/>
   </w:style>
-  <w:style w:type="paragraph" w:styleId="Heading1">
+  <w:style w:type="paragraph" w:styleId="Ttulo1">
     <w:name w:val="heading 1"/>
     <w:basedOn w:val="Normal"/>
     <w:next w:val="Normal"/>
-    <w:link w:val="Heading1Char"/>
+    <w:link w:val="Ttulo1Car"/>
     <w:uiPriority w:val="9"/>
     <w:qFormat/>
     <w:rsid w:val="00FE4ABA"/>
@@ -8720,11 +8293,11 @@
       <w:szCs w:val="32"/>
     </w:rPr>
   </w:style>
-  <w:style w:type="paragraph" w:styleId="Heading2">
+  <w:style w:type="paragraph" w:styleId="Ttulo2">
     <w:name w:val="heading 2"/>
     <w:basedOn w:val="Normal"/>
     <w:next w:val="Normal"/>
-    <w:link w:val="Heading2Char"/>
+    <w:link w:val="Ttulo2Car"/>
     <w:uiPriority w:val="9"/>
     <w:unhideWhenUsed/>
     <w:qFormat/>
@@ -8742,11 +8315,11 @@
       <w:szCs w:val="26"/>
     </w:rPr>
   </w:style>
-  <w:style w:type="paragraph" w:styleId="Heading3">
+  <w:style w:type="paragraph" w:styleId="Ttulo3">
     <w:name w:val="heading 3"/>
     <w:basedOn w:val="Normal"/>
     <w:next w:val="Normal"/>
-    <w:link w:val="Heading3Char"/>
+    <w:link w:val="Ttulo3Car"/>
     <w:uiPriority w:val="9"/>
     <w:unhideWhenUsed/>
     <w:qFormat/>
@@ -8764,12 +8337,13 @@
       <w:szCs w:val="24"/>
     </w:rPr>
   </w:style>
-  <w:style w:type="character" w:default="1" w:styleId="DefaultParagraphFont">
+  <w:style w:type="character" w:default="1" w:styleId="Fuentedeprrafopredeter">
     <w:name w:val="Default Paragraph Font"/>
     <w:uiPriority w:val="1"/>
+    <w:semiHidden/>
     <w:unhideWhenUsed/>
   </w:style>
-  <w:style w:type="table" w:default="1" w:styleId="TableNormal">
+  <w:style w:type="table" w:default="1" w:styleId="Tablanormal">
     <w:name w:val="Normal Table"/>
     <w:uiPriority w:val="99"/>
     <w:semiHidden/>
@@ -8784,15 +8358,15 @@
       </w:tblCellMar>
     </w:tblPr>
   </w:style>
-  <w:style w:type="numbering" w:default="1" w:styleId="NoList">
+  <w:style w:type="numbering" w:default="1" w:styleId="Sinlista">
     <w:name w:val="No List"/>
     <w:uiPriority w:val="99"/>
     <w:semiHidden/>
     <w:unhideWhenUsed/>
   </w:style>
-  <w:style w:type="paragraph" w:styleId="NoSpacing">
+  <w:style w:type="paragraph" w:styleId="Sinespaciado">
     <w:name w:val="No Spacing"/>
-    <w:link w:val="NoSpacingChar"/>
+    <w:link w:val="SinespaciadoCar"/>
     <w:uiPriority w:val="1"/>
     <w:qFormat/>
     <w:rsid w:val="00E73CFF"/>
@@ -8804,10 +8378,10 @@
       <w:lang w:eastAsia="es-CL"/>
     </w:rPr>
   </w:style>
-  <w:style w:type="character" w:customStyle="1" w:styleId="NoSpacingChar">
-    <w:name w:val="No Spacing Char"/>
-    <w:basedOn w:val="DefaultParagraphFont"/>
-    <w:link w:val="NoSpacing"/>
+  <w:style w:type="character" w:customStyle="1" w:styleId="SinespaciadoCar">
+    <w:name w:val="Sin espaciado Car"/>
+    <w:basedOn w:val="Fuentedeprrafopredeter"/>
+    <w:link w:val="Sinespaciado"/>
     <w:uiPriority w:val="1"/>
     <w:rsid w:val="00E73CFF"/>
     <w:rPr>
@@ -8815,11 +8389,11 @@
       <w:lang w:eastAsia="es-CL"/>
     </w:rPr>
   </w:style>
-  <w:style w:type="paragraph" w:styleId="Title">
+  <w:style w:type="paragraph" w:styleId="Ttulo">
     <w:name w:val="Title"/>
     <w:basedOn w:val="Normal"/>
     <w:next w:val="Normal"/>
-    <w:link w:val="TitleChar"/>
+    <w:link w:val="TtuloCar"/>
     <w:uiPriority w:val="10"/>
     <w:qFormat/>
     <w:rsid w:val="00E73CFF"/>
@@ -8835,10 +8409,10 @@
       <w:szCs w:val="56"/>
     </w:rPr>
   </w:style>
-  <w:style w:type="character" w:customStyle="1" w:styleId="TitleChar">
-    <w:name w:val="Title Char"/>
-    <w:basedOn w:val="DefaultParagraphFont"/>
-    <w:link w:val="Title"/>
+  <w:style w:type="character" w:customStyle="1" w:styleId="TtuloCar">
+    <w:name w:val="Título Car"/>
+    <w:basedOn w:val="Fuentedeprrafopredeter"/>
+    <w:link w:val="Ttulo"/>
     <w:uiPriority w:val="10"/>
     <w:rsid w:val="00E73CFF"/>
     <w:rPr>
@@ -8849,9 +8423,9 @@
       <w:szCs w:val="56"/>
     </w:rPr>
   </w:style>
-  <w:style w:type="table" w:styleId="TableGrid">
+  <w:style w:type="table" w:styleId="Tablaconcuadrcula">
     <w:name w:val="Table Grid"/>
-    <w:basedOn w:val="TableNormal"/>
+    <w:basedOn w:val="Tablanormal"/>
     <w:uiPriority w:val="39"/>
     <w:rsid w:val="00E73CFF"/>
     <w:pPr>
@@ -8868,10 +8442,10 @@
       </w:tblBorders>
     </w:tblPr>
   </w:style>
-  <w:style w:type="paragraph" w:styleId="Header">
+  <w:style w:type="paragraph" w:styleId="Encabezado">
     <w:name w:val="header"/>
     <w:basedOn w:val="Normal"/>
-    <w:link w:val="HeaderChar"/>
+    <w:link w:val="EncabezadoCar"/>
     <w:unhideWhenUsed/>
     <w:rsid w:val="00DF38AE"/>
     <w:pPr>
@@ -8882,16 +8456,16 @@
       <w:spacing w:after="0" w:line="240" w:lineRule="auto"/>
     </w:pPr>
   </w:style>
-  <w:style w:type="character" w:customStyle="1" w:styleId="HeaderChar">
-    <w:name w:val="Header Char"/>
-    <w:basedOn w:val="DefaultParagraphFont"/>
-    <w:link w:val="Header"/>
+  <w:style w:type="character" w:customStyle="1" w:styleId="EncabezadoCar">
+    <w:name w:val="Encabezado Car"/>
+    <w:basedOn w:val="Fuentedeprrafopredeter"/>
+    <w:link w:val="Encabezado"/>
     <w:rsid w:val="00DF38AE"/>
   </w:style>
-  <w:style w:type="paragraph" w:styleId="Footer">
+  <w:style w:type="paragraph" w:styleId="Piedepgina">
     <w:name w:val="footer"/>
     <w:basedOn w:val="Normal"/>
-    <w:link w:val="FooterChar"/>
+    <w:link w:val="PiedepginaCar"/>
     <w:uiPriority w:val="99"/>
     <w:unhideWhenUsed/>
     <w:rsid w:val="00DF38AE"/>
@@ -8903,16 +8477,16 @@
       <w:spacing w:after="0" w:line="240" w:lineRule="auto"/>
     </w:pPr>
   </w:style>
-  <w:style w:type="character" w:customStyle="1" w:styleId="FooterChar">
-    <w:name w:val="Footer Char"/>
-    <w:basedOn w:val="DefaultParagraphFont"/>
-    <w:link w:val="Footer"/>
+  <w:style w:type="character" w:customStyle="1" w:styleId="PiedepginaCar">
+    <w:name w:val="Pie de página Car"/>
+    <w:basedOn w:val="Fuentedeprrafopredeter"/>
+    <w:link w:val="Piedepgina"/>
     <w:uiPriority w:val="99"/>
     <w:rsid w:val="00DF38AE"/>
   </w:style>
   <w:style w:type="table" w:customStyle="1" w:styleId="Tablanormal11">
     <w:name w:val="Tabla normal 11"/>
-    <w:basedOn w:val="TableNormal"/>
+    <w:basedOn w:val="Tablanormal"/>
     <w:uiPriority w:val="41"/>
     <w:rsid w:val="00F347FC"/>
     <w:pPr>
@@ -8973,10 +8547,10 @@
       </w:tcPr>
     </w:tblStylePr>
   </w:style>
-  <w:style w:type="paragraph" w:styleId="ListParagraph">
+  <w:style w:type="paragraph" w:styleId="Prrafodelista">
     <w:name w:val="List Paragraph"/>
     <w:basedOn w:val="Normal"/>
-    <w:link w:val="ListParagraphChar"/>
+    <w:link w:val="PrrafodelistaCar"/>
     <w:uiPriority w:val="34"/>
     <w:qFormat/>
     <w:rsid w:val="00A4202C"/>
@@ -8985,10 +8559,10 @@
       <w:contextualSpacing/>
     </w:pPr>
   </w:style>
-  <w:style w:type="paragraph" w:styleId="BalloonText">
+  <w:style w:type="paragraph" w:styleId="Textodeglobo">
     <w:name w:val="Balloon Text"/>
     <w:basedOn w:val="Normal"/>
-    <w:link w:val="BalloonTextChar"/>
+    <w:link w:val="TextodegloboCar"/>
     <w:uiPriority w:val="99"/>
     <w:semiHidden/>
     <w:unhideWhenUsed/>
@@ -9002,10 +8576,10 @@
       <w:szCs w:val="18"/>
     </w:rPr>
   </w:style>
-  <w:style w:type="character" w:customStyle="1" w:styleId="BalloonTextChar">
-    <w:name w:val="Balloon Text Char"/>
-    <w:basedOn w:val="DefaultParagraphFont"/>
-    <w:link w:val="BalloonText"/>
+  <w:style w:type="character" w:customStyle="1" w:styleId="TextodegloboCar">
+    <w:name w:val="Texto de globo Car"/>
+    <w:basedOn w:val="Fuentedeprrafopredeter"/>
+    <w:link w:val="Textodeglobo"/>
     <w:uiPriority w:val="99"/>
     <w:semiHidden/>
     <w:rsid w:val="00EF2286"/>
@@ -9015,10 +8589,10 @@
       <w:szCs w:val="18"/>
     </w:rPr>
   </w:style>
-  <w:style w:type="character" w:customStyle="1" w:styleId="Heading1Char">
-    <w:name w:val="Heading 1 Char"/>
-    <w:basedOn w:val="DefaultParagraphFont"/>
-    <w:link w:val="Heading1"/>
+  <w:style w:type="character" w:customStyle="1" w:styleId="Ttulo1Car">
+    <w:name w:val="Título 1 Car"/>
+    <w:basedOn w:val="Fuentedeprrafopredeter"/>
+    <w:link w:val="Ttulo1"/>
     <w:uiPriority w:val="9"/>
     <w:rsid w:val="00FE4ABA"/>
     <w:rPr>
@@ -9028,10 +8602,10 @@
       <w:szCs w:val="32"/>
     </w:rPr>
   </w:style>
-  <w:style w:type="character" w:customStyle="1" w:styleId="Heading2Char">
-    <w:name w:val="Heading 2 Char"/>
-    <w:basedOn w:val="DefaultParagraphFont"/>
-    <w:link w:val="Heading2"/>
+  <w:style w:type="character" w:customStyle="1" w:styleId="Ttulo2Car">
+    <w:name w:val="Título 2 Car"/>
+    <w:basedOn w:val="Fuentedeprrafopredeter"/>
+    <w:link w:val="Ttulo2"/>
     <w:uiPriority w:val="9"/>
     <w:rsid w:val="00FE4ABA"/>
     <w:rPr>
@@ -9041,10 +8615,10 @@
       <w:szCs w:val="26"/>
     </w:rPr>
   </w:style>
-  <w:style w:type="character" w:customStyle="1" w:styleId="Heading3Char">
-    <w:name w:val="Heading 3 Char"/>
-    <w:basedOn w:val="DefaultParagraphFont"/>
-    <w:link w:val="Heading3"/>
+  <w:style w:type="character" w:customStyle="1" w:styleId="Ttulo3Car">
+    <w:name w:val="Título 3 Car"/>
+    <w:basedOn w:val="Fuentedeprrafopredeter"/>
+    <w:link w:val="Ttulo3"/>
     <w:uiPriority w:val="9"/>
     <w:rsid w:val="00FE4ABA"/>
     <w:rPr>
@@ -9070,9 +8644,9 @@
       <w:lang w:eastAsia="es-CL"/>
     </w:rPr>
   </w:style>
-  <w:style w:type="character" w:styleId="CommentReference">
+  <w:style w:type="character" w:styleId="Refdecomentario">
     <w:name w:val="annotation reference"/>
-    <w:basedOn w:val="DefaultParagraphFont"/>
+    <w:basedOn w:val="Fuentedeprrafopredeter"/>
     <w:uiPriority w:val="99"/>
     <w:semiHidden/>
     <w:unhideWhenUsed/>
@@ -9082,10 +8656,10 @@
       <w:szCs w:val="16"/>
     </w:rPr>
   </w:style>
-  <w:style w:type="paragraph" w:styleId="CommentText">
+  <w:style w:type="paragraph" w:styleId="Textocomentario">
     <w:name w:val="annotation text"/>
     <w:basedOn w:val="Normal"/>
-    <w:link w:val="CommentTextChar"/>
+    <w:link w:val="TextocomentarioCar"/>
     <w:uiPriority w:val="99"/>
     <w:unhideWhenUsed/>
     <w:rsid w:val="00284FFB"/>
@@ -9097,10 +8671,10 @@
       <w:szCs w:val="20"/>
     </w:rPr>
   </w:style>
-  <w:style w:type="character" w:customStyle="1" w:styleId="CommentTextChar">
-    <w:name w:val="Comment Text Char"/>
-    <w:basedOn w:val="DefaultParagraphFont"/>
-    <w:link w:val="CommentText"/>
+  <w:style w:type="character" w:customStyle="1" w:styleId="TextocomentarioCar">
+    <w:name w:val="Texto comentario Car"/>
+    <w:basedOn w:val="Fuentedeprrafopredeter"/>
+    <w:link w:val="Textocomentario"/>
     <w:uiPriority w:val="99"/>
     <w:rsid w:val="00284FFB"/>
     <w:rPr>
@@ -9108,11 +8682,11 @@
       <w:szCs w:val="20"/>
     </w:rPr>
   </w:style>
-  <w:style w:type="paragraph" w:styleId="CommentSubject">
+  <w:style w:type="paragraph" w:styleId="Asuntodelcomentario">
     <w:name w:val="annotation subject"/>
-    <w:basedOn w:val="CommentText"/>
-    <w:next w:val="CommentText"/>
-    <w:link w:val="CommentSubjectChar"/>
+    <w:basedOn w:val="Textocomentario"/>
+    <w:next w:val="Textocomentario"/>
+    <w:link w:val="AsuntodelcomentarioCar"/>
     <w:uiPriority w:val="99"/>
     <w:semiHidden/>
     <w:unhideWhenUsed/>
@@ -9122,10 +8696,10 @@
       <w:bCs/>
     </w:rPr>
   </w:style>
-  <w:style w:type="character" w:customStyle="1" w:styleId="CommentSubjectChar">
-    <w:name w:val="Comment Subject Char"/>
-    <w:basedOn w:val="CommentTextChar"/>
-    <w:link w:val="CommentSubject"/>
+  <w:style w:type="character" w:customStyle="1" w:styleId="AsuntodelcomentarioCar">
+    <w:name w:val="Asunto del comentario Car"/>
+    <w:basedOn w:val="TextocomentarioCar"/>
+    <w:link w:val="Asuntodelcomentario"/>
     <w:uiPriority w:val="99"/>
     <w:semiHidden/>
     <w:rsid w:val="00284FFB"/>
@@ -9138,7 +8712,7 @@
   </w:style>
   <w:style w:type="table" w:customStyle="1" w:styleId="Tablaconcuadrcula1clara-nfasis11">
     <w:name w:val="Tabla con cuadrícula 1 clara - Énfasis 11"/>
-    <w:basedOn w:val="TableNormal"/>
+    <w:basedOn w:val="Tablanormal"/>
     <w:uiPriority w:val="46"/>
     <w:rsid w:val="00D267C8"/>
     <w:pPr>
@@ -9193,9 +8767,9 @@
       </w:rPr>
     </w:tblStylePr>
   </w:style>
-  <w:style w:type="character" w:styleId="Hyperlink">
+  <w:style w:type="character" w:styleId="Hipervnculo">
     <w:name w:val="Hyperlink"/>
-    <w:basedOn w:val="DefaultParagraphFont"/>
+    <w:basedOn w:val="Fuentedeprrafopredeter"/>
     <w:uiPriority w:val="99"/>
     <w:unhideWhenUsed/>
     <w:rsid w:val="004E40C0"/>
@@ -9206,7 +8780,7 @@
   </w:style>
   <w:style w:type="character" w:customStyle="1" w:styleId="Mencinsinresolver1">
     <w:name w:val="Mención sin resolver1"/>
-    <w:basedOn w:val="DefaultParagraphFont"/>
+    <w:basedOn w:val="Fuentedeprrafopredeter"/>
     <w:uiPriority w:val="99"/>
     <w:semiHidden/>
     <w:unhideWhenUsed/>
@@ -9216,11 +8790,11 @@
       <w:shd w:val="clear" w:color="auto" w:fill="E1DFDD"/>
     </w:rPr>
   </w:style>
-  <w:style w:type="paragraph" w:styleId="Subtitle">
+  <w:style w:type="paragraph" w:styleId="Subttulo">
     <w:name w:val="Subtitle"/>
     <w:basedOn w:val="Normal"/>
     <w:next w:val="Normal"/>
-    <w:link w:val="SubtitleChar"/>
+    <w:link w:val="SubttuloCar"/>
     <w:uiPriority w:val="19"/>
     <w:unhideWhenUsed/>
     <w:qFormat/>
@@ -9242,10 +8816,10 @@
       <w:lang w:val="en-US" w:eastAsia="ja-JP"/>
     </w:rPr>
   </w:style>
-  <w:style w:type="character" w:customStyle="1" w:styleId="SubtitleChar">
-    <w:name w:val="Subtitle Char"/>
-    <w:basedOn w:val="DefaultParagraphFont"/>
-    <w:link w:val="Subtitle"/>
+  <w:style w:type="character" w:customStyle="1" w:styleId="SubttuloCar">
+    <w:name w:val="Subtítulo Car"/>
+    <w:basedOn w:val="Fuentedeprrafopredeter"/>
+    <w:link w:val="Subttulo"/>
     <w:uiPriority w:val="19"/>
     <w:rsid w:val="00446FDE"/>
     <w:rPr>
@@ -9260,7 +8834,7 @@
   </w:style>
   <w:style w:type="table" w:customStyle="1" w:styleId="Tablafinanciera">
     <w:name w:val="Tabla financiera"/>
-    <w:basedOn w:val="TableNormal"/>
+    <w:basedOn w:val="Tablanormal"/>
     <w:uiPriority w:val="99"/>
     <w:rsid w:val="008C1EBE"/>
     <w:pPr>
@@ -9314,9 +8888,9 @@
       </w:rPr>
     </w:tblStylePr>
   </w:style>
-  <w:style w:type="table" w:styleId="PlainTable5">
+  <w:style w:type="table" w:styleId="Tablanormal5">
     <w:name w:val="Plain Table 5"/>
-    <w:basedOn w:val="TableNormal"/>
+    <w:basedOn w:val="Tablanormal"/>
     <w:uiPriority w:val="45"/>
     <w:rsid w:val="00231F2A"/>
     <w:pPr>
@@ -9434,9 +9008,9 @@
       </w:tcPr>
     </w:tblStylePr>
   </w:style>
-  <w:style w:type="table" w:styleId="ListTable2-Accent5">
+  <w:style w:type="table" w:styleId="Tabladelista2-nfasis5">
     <w:name w:val="List Table 2 Accent 5"/>
-    <w:basedOn w:val="TableNormal"/>
+    <w:basedOn w:val="Tablanormal"/>
     <w:uiPriority w:val="47"/>
     <w:rsid w:val="00231F2A"/>
     <w:pPr>
@@ -9499,9 +9073,9 @@
       <w:lang w:eastAsia="es-CL"/>
     </w:rPr>
   </w:style>
-  <w:style w:type="paragraph" w:styleId="TOCHeading">
+  <w:style w:type="paragraph" w:styleId="TtuloTDC">
     <w:name w:val="TOC Heading"/>
-    <w:basedOn w:val="Heading1"/>
+    <w:basedOn w:val="Ttulo1"/>
     <w:next w:val="Normal"/>
     <w:uiPriority w:val="39"/>
     <w:unhideWhenUsed/>
@@ -9514,13 +9088,13 @@
       <w:lang w:eastAsia="es-CL"/>
     </w:rPr>
   </w:style>
-  <w:style w:type="character" w:customStyle="1" w:styleId="ListParagraphChar">
-    <w:name w:val="List Paragraph Char"/>
-    <w:link w:val="ListParagraph"/>
+  <w:style w:type="character" w:customStyle="1" w:styleId="PrrafodelistaCar">
+    <w:name w:val="Párrafo de lista Car"/>
+    <w:link w:val="Prrafodelista"/>
     <w:uiPriority w:val="34"/>
     <w:rsid w:val="00A46B8F"/>
   </w:style>
-  <w:style w:type="paragraph" w:styleId="TOC1">
+  <w:style w:type="paragraph" w:styleId="TDC1">
     <w:name w:val="toc 1"/>
     <w:basedOn w:val="Normal"/>
     <w:next w:val="Normal"/>
@@ -9532,7 +9106,7 @@
       <w:spacing w:after="100"/>
     </w:pPr>
   </w:style>
-  <w:style w:type="paragraph" w:styleId="TOC2">
+  <w:style w:type="paragraph" w:styleId="TDC2">
     <w:name w:val="toc 2"/>
     <w:basedOn w:val="Normal"/>
     <w:next w:val="Normal"/>
@@ -9545,7 +9119,7 @@
       <w:ind w:left="220"/>
     </w:pPr>
   </w:style>
-  <w:style w:type="paragraph" w:styleId="TOC3">
+  <w:style w:type="paragraph" w:styleId="TDC3">
     <w:name w:val="toc 3"/>
     <w:basedOn w:val="Normal"/>
     <w:next w:val="Normal"/>
@@ -9558,11 +9132,11 @@
       <w:ind w:left="440"/>
     </w:pPr>
   </w:style>
-  <w:style w:type="paragraph" w:styleId="IntenseQuote">
+  <w:style w:type="paragraph" w:styleId="Citadestacada">
     <w:name w:val="Intense Quote"/>
     <w:basedOn w:val="Normal"/>
     <w:next w:val="Normal"/>
-    <w:link w:val="IntenseQuoteChar"/>
+    <w:link w:val="CitadestacadaCar"/>
     <w:uiPriority w:val="30"/>
     <w:qFormat/>
     <w:rsid w:val="00C04221"/>
@@ -9581,10 +9155,10 @@
       <w:color w:val="5B9BD5" w:themeColor="accent1"/>
     </w:rPr>
   </w:style>
-  <w:style w:type="character" w:customStyle="1" w:styleId="IntenseQuoteChar">
-    <w:name w:val="Intense Quote Char"/>
-    <w:basedOn w:val="DefaultParagraphFont"/>
-    <w:link w:val="IntenseQuote"/>
+  <w:style w:type="character" w:customStyle="1" w:styleId="CitadestacadaCar">
+    <w:name w:val="Cita destacada Car"/>
+    <w:basedOn w:val="Fuentedeprrafopredeter"/>
+    <w:link w:val="Citadestacada"/>
     <w:uiPriority w:val="30"/>
     <w:rsid w:val="00C04221"/>
     <w:rPr>
@@ -9595,7 +9169,7 @@
       <w:color w:val="5B9BD5" w:themeColor="accent1"/>
     </w:rPr>
   </w:style>
-  <w:style w:type="paragraph" w:styleId="Caption">
+  <w:style w:type="paragraph" w:styleId="Descripcin">
     <w:name w:val="caption"/>
     <w:basedOn w:val="Normal"/>
     <w:next w:val="Normal"/>
@@ -9616,10 +9190,10 @@
       <w:lang w:val="en-US" w:eastAsia="ja-JP"/>
     </w:rPr>
   </w:style>
-  <w:style w:type="paragraph" w:styleId="FootnoteText">
+  <w:style w:type="paragraph" w:styleId="Textonotapie">
     <w:name w:val="footnote text"/>
     <w:basedOn w:val="Normal"/>
-    <w:link w:val="FootnoteTextChar"/>
+    <w:link w:val="TextonotapieCar"/>
     <w:uiPriority w:val="99"/>
     <w:semiHidden/>
     <w:unhideWhenUsed/>
@@ -9633,10 +9207,10 @@
       <w:lang w:val="es-ES"/>
     </w:rPr>
   </w:style>
-  <w:style w:type="character" w:customStyle="1" w:styleId="FootnoteTextChar">
-    <w:name w:val="Footnote Text Char"/>
-    <w:basedOn w:val="DefaultParagraphFont"/>
-    <w:link w:val="FootnoteText"/>
+  <w:style w:type="character" w:customStyle="1" w:styleId="TextonotapieCar">
+    <w:name w:val="Texto nota pie Car"/>
+    <w:basedOn w:val="Fuentedeprrafopredeter"/>
+    <w:link w:val="Textonotapie"/>
     <w:uiPriority w:val="99"/>
     <w:semiHidden/>
     <w:rsid w:val="005D5259"/>
@@ -9646,9 +9220,9 @@
       <w:lang w:val="es-ES"/>
     </w:rPr>
   </w:style>
-  <w:style w:type="character" w:styleId="FootnoteReference">
+  <w:style w:type="character" w:styleId="Refdenotaalpie">
     <w:name w:val="footnote reference"/>
-    <w:basedOn w:val="DefaultParagraphFont"/>
+    <w:basedOn w:val="Fuentedeprrafopredeter"/>
     <w:unhideWhenUsed/>
     <w:rsid w:val="005D5259"/>
     <w:rPr>
@@ -9657,7 +9231,7 @@
   </w:style>
   <w:style w:type="character" w:customStyle="1" w:styleId="normaltextrun">
     <w:name w:val="normaltextrun"/>
-    <w:basedOn w:val="DefaultParagraphFont"/>
+    <w:basedOn w:val="Fuentedeprrafopredeter"/>
     <w:rsid w:val="0024234D"/>
   </w:style>
   <w:style w:type="paragraph" w:customStyle="1" w:styleId="Default">
@@ -9676,9 +9250,9 @@
       <w:szCs w:val="24"/>
     </w:rPr>
   </w:style>
-  <w:style w:type="table" w:styleId="TableGridLight">
+  <w:style w:type="table" w:styleId="Tablaconcuadrculaclara">
     <w:name w:val="Grid Table Light"/>
-    <w:basedOn w:val="TableNormal"/>
+    <w:basedOn w:val="Tablanormal"/>
     <w:uiPriority w:val="40"/>
     <w:rsid w:val="005C4A58"/>
     <w:pPr>
@@ -9697,8 +9271,8 @@
   </w:style>
   <w:style w:type="table" w:customStyle="1" w:styleId="Cuadrculadetablaclara1">
     <w:name w:val="Cuadrícula de tabla clara1"/>
-    <w:basedOn w:val="TableNormal"/>
-    <w:next w:val="TableGridLight"/>
+    <w:basedOn w:val="Tablanormal"/>
+    <w:next w:val="Tablaconcuadrculaclara"/>
     <w:uiPriority w:val="40"/>
     <w:rsid w:val="00943DF1"/>
     <w:pPr>
@@ -9729,7 +9303,7 @@
       <w:lang w:eastAsia="es-CL"/>
     </w:rPr>
   </w:style>
-  <w:style w:type="paragraph" w:styleId="Revision">
+  <w:style w:type="paragraph" w:styleId="Revisin">
     <w:name w:val="Revision"/>
     <w:hidden/>
     <w:uiPriority w:val="99"/>
@@ -9739,9 +9313,9 @@
       <w:spacing w:after="0" w:line="240" w:lineRule="auto"/>
     </w:pPr>
   </w:style>
-  <w:style w:type="character" w:styleId="Strong">
+  <w:style w:type="character" w:styleId="Textoennegrita">
     <w:name w:val="Strong"/>
-    <w:basedOn w:val="DefaultParagraphFont"/>
+    <w:basedOn w:val="Fuentedeprrafopredeter"/>
     <w:uiPriority w:val="22"/>
     <w:qFormat/>
     <w:rsid w:val="002C4FB7"/>
@@ -10015,6 +9589,19 @@
 </file>
 
 <file path=customXml/item1.xml><?xml version="1.0" encoding="utf-8"?>
+<b:Sources xmlns:b="http://schemas.openxmlformats.org/officeDocument/2006/bibliography" xmlns="http://schemas.openxmlformats.org/officeDocument/2006/bibliography" SelectedStyle="\APASixthEditionOfficeOnline.xsl" StyleName="APA" Version="6"/>
+</file>
+
+<file path=customXml/item2.xml><?xml version="1.0" encoding="utf-8"?>
+<?mso-contentType ?>
+<FormTemplates xmlns="http://schemas.microsoft.com/sharepoint/v3/contenttype/forms">
+  <Display>DocumentLibraryForm</Display>
+  <Edit>DocumentLibraryForm</Edit>
+  <New>DocumentLibraryForm</New>
+</FormTemplates>
+</file>
+
+<file path=customXml/item3.xml><?xml version="1.0" encoding="utf-8"?>
 <ct:contentTypeSchema xmlns:ct="http://schemas.microsoft.com/office/2006/metadata/contentType" xmlns:ma="http://schemas.microsoft.com/office/2006/metadata/properties/metaAttributes" ct:_="" ma:_="" ma:contentTypeName="Documento" ma:contentTypeID="0x010100E96778489EE7714D8BD12CC105EB918B" ma:contentTypeVersion="2" ma:contentTypeDescription="Crear nuevo documento." ma:contentTypeScope="" ma:versionID="416c5c7ae9b5d54d83875cd3c65194e3">
   <xsd:schema xmlns:xsd="http://www.w3.org/2001/XMLSchema" xmlns:xs="http://www.w3.org/2001/XMLSchema" xmlns:p="http://schemas.microsoft.com/office/2006/metadata/properties" xmlns:ns2="126e8a1c-9ea9-435a-ac89-d06c80d62e30" targetNamespace="http://schemas.microsoft.com/office/2006/metadata/properties" ma:root="true" ma:fieldsID="70a237c842677bd850644f8595079f5e" ns2:_="">
     <xsd:import namespace="126e8a1c-9ea9-435a-ac89-d06c80d62e30"/>
@@ -10146,19 +9733,6 @@
 </ct:contentTypeSchema>
 </file>
 
-<file path=customXml/item2.xml><?xml version="1.0" encoding="utf-8"?>
-<?mso-contentType ?>
-<FormTemplates xmlns="http://schemas.microsoft.com/sharepoint/v3/contenttype/forms">
-  <Display>DocumentLibraryForm</Display>
-  <Edit>DocumentLibraryForm</Edit>
-  <New>DocumentLibraryForm</New>
-</FormTemplates>
-</file>
-
-<file path=customXml/item3.xml><?xml version="1.0" encoding="utf-8"?>
-<b:Sources xmlns:b="http://schemas.openxmlformats.org/officeDocument/2006/bibliography" xmlns="http://schemas.openxmlformats.org/officeDocument/2006/bibliography" SelectedStyle="\APASixthEditionOfficeOnline.xsl" StyleName="APA" Version="6"/>
-</file>
-
 <file path=customXml/item4.xml><?xml version="1.0" encoding="utf-8"?>
 <p:properties xmlns:p="http://schemas.microsoft.com/office/2006/metadata/properties" xmlns:xsi="http://www.w3.org/2001/XMLSchema-instance" xmlns:pc="http://schemas.microsoft.com/office/infopath/2007/PartnerControls">
   <documentManagement/>
@@ -10166,6 +9740,22 @@
 </file>
 
 <file path=customXml/itemProps1.xml><?xml version="1.0" encoding="utf-8"?>
+<ds:datastoreItem xmlns:ds="http://schemas.openxmlformats.org/officeDocument/2006/customXml" ds:itemID="{38798A93-35BB-4E36-97F5-7254B21EAFCC}">
+  <ds:schemaRefs>
+    <ds:schemaRef ds:uri="http://schemas.openxmlformats.org/officeDocument/2006/bibliography"/>
+  </ds:schemaRefs>
+</ds:datastoreItem>
+</file>
+
+<file path=customXml/itemProps2.xml><?xml version="1.0" encoding="utf-8"?>
+<ds:datastoreItem xmlns:ds="http://schemas.openxmlformats.org/officeDocument/2006/customXml" ds:itemID="{DABAA964-10BA-4DBC-ABF2-CDEAC0FAF7AA}">
+  <ds:schemaRefs>
+    <ds:schemaRef ds:uri="http://schemas.microsoft.com/sharepoint/v3/contenttype/forms"/>
+  </ds:schemaRefs>
+</ds:datastoreItem>
+</file>
+
+<file path=customXml/itemProps3.xml><?xml version="1.0" encoding="utf-8"?>
 <ds:datastoreItem xmlns:ds="http://schemas.openxmlformats.org/officeDocument/2006/customXml" ds:itemID="{90673534-9590-47F8-B0D6-46AB217CB3AD}">
   <ds:schemaRefs>
     <ds:schemaRef ds:uri="http://schemas.microsoft.com/office/2006/metadata/contentType"/>
@@ -10183,22 +9773,6 @@
 </ds:datastoreItem>
 </file>
 
-<file path=customXml/itemProps2.xml><?xml version="1.0" encoding="utf-8"?>
-<ds:datastoreItem xmlns:ds="http://schemas.openxmlformats.org/officeDocument/2006/customXml" ds:itemID="{DABAA964-10BA-4DBC-ABF2-CDEAC0FAF7AA}">
-  <ds:schemaRefs>
-    <ds:schemaRef ds:uri="http://schemas.microsoft.com/sharepoint/v3/contenttype/forms"/>
-  </ds:schemaRefs>
-</ds:datastoreItem>
-</file>
-
-<file path=customXml/itemProps3.xml><?xml version="1.0" encoding="utf-8"?>
-<ds:datastoreItem xmlns:ds="http://schemas.openxmlformats.org/officeDocument/2006/customXml" ds:itemID="{38798A93-35BB-4E36-97F5-7254B21EAFCC}">
-  <ds:schemaRefs>
-    <ds:schemaRef ds:uri="http://schemas.openxmlformats.org/officeDocument/2006/bibliography"/>
-  </ds:schemaRefs>
-</ds:datastoreItem>
-</file>
-
 <file path=customXml/itemProps4.xml><?xml version="1.0" encoding="utf-8"?>
 <ds:datastoreItem xmlns:ds="http://schemas.openxmlformats.org/officeDocument/2006/customXml" ds:itemID="{5F1783E3-BA1C-4CA3-8E32-C9B378BBED03}">
   <ds:schemaRefs>
